--- a/02-networking-for-security/notes/Cybersecurity_Month1_Weeks_1_and_2.docx
+++ b/02-networking-for-security/notes/Cybersecurity_Month1_Weeks_1_and_2.docx
@@ -124,12 +124,6 @@
         <w:gridCol w:w="4960"/>
       </w:tblGrid>
       <w:tr>
-        <w:tblPrEx>
-          <w:tblCellMar>
-            <w:top w:w="0" w:type="dxa"/>
-            <w:bottom w:w="0" w:type="dxa"/>
-          </w:tblCellMar>
-        </w:tblPrEx>
         <w:trPr>
           <w:tblHeader/>
         </w:trPr>
@@ -219,12 +213,6 @@
         </w:tc>
       </w:tr>
       <w:tr>
-        <w:tblPrEx>
-          <w:tblCellMar>
-            <w:top w:w="0" w:type="dxa"/>
-            <w:bottom w:w="0" w:type="dxa"/>
-          </w:tblCellMar>
-        </w:tblPrEx>
         <w:tc>
           <w:tcPr>
             <w:tcW w:w="1100" w:type="dxa"/>
@@ -310,12 +298,6 @@
         </w:tc>
       </w:tr>
       <w:tr>
-        <w:tblPrEx>
-          <w:tblCellMar>
-            <w:top w:w="0" w:type="dxa"/>
-            <w:bottom w:w="0" w:type="dxa"/>
-          </w:tblCellMar>
-        </w:tblPrEx>
         <w:tc>
           <w:tcPr>
             <w:tcW w:w="1100" w:type="dxa"/>
@@ -401,12 +383,6 @@
         </w:tc>
       </w:tr>
       <w:tr>
-        <w:tblPrEx>
-          <w:tblCellMar>
-            <w:top w:w="0" w:type="dxa"/>
-            <w:bottom w:w="0" w:type="dxa"/>
-          </w:tblCellMar>
-        </w:tblPrEx>
         <w:tc>
           <w:tcPr>
             <w:tcW w:w="1100" w:type="dxa"/>
@@ -492,12 +468,6 @@
         </w:tc>
       </w:tr>
       <w:tr>
-        <w:tblPrEx>
-          <w:tblCellMar>
-            <w:top w:w="0" w:type="dxa"/>
-            <w:bottom w:w="0" w:type="dxa"/>
-          </w:tblCellMar>
-        </w:tblPrEx>
         <w:tc>
           <w:tcPr>
             <w:tcW w:w="1100" w:type="dxa"/>
@@ -583,12 +553,6 @@
         </w:tc>
       </w:tr>
       <w:tr>
-        <w:tblPrEx>
-          <w:tblCellMar>
-            <w:top w:w="0" w:type="dxa"/>
-            <w:bottom w:w="0" w:type="dxa"/>
-          </w:tblCellMar>
-        </w:tblPrEx>
         <w:tc>
           <w:tcPr>
             <w:tcW w:w="1100" w:type="dxa"/>
@@ -674,12 +638,6 @@
         </w:tc>
       </w:tr>
       <w:tr>
-        <w:tblPrEx>
-          <w:tblCellMar>
-            <w:top w:w="0" w:type="dxa"/>
-            <w:bottom w:w="0" w:type="dxa"/>
-          </w:tblCellMar>
-        </w:tblPrEx>
         <w:tc>
           <w:tcPr>
             <w:tcW w:w="1100" w:type="dxa"/>
@@ -765,12 +723,6 @@
         </w:tc>
       </w:tr>
       <w:tr>
-        <w:tblPrEx>
-          <w:tblCellMar>
-            <w:top w:w="0" w:type="dxa"/>
-            <w:bottom w:w="0" w:type="dxa"/>
-          </w:tblCellMar>
-        </w:tblPrEx>
         <w:tc>
           <w:tcPr>
             <w:tcW w:w="1100" w:type="dxa"/>
@@ -1142,12 +1094,6 @@
         <w:gridCol w:w="9360"/>
       </w:tblGrid>
       <w:tr>
-        <w:tblPrEx>
-          <w:tblCellMar>
-            <w:top w:w="0" w:type="dxa"/>
-            <w:bottom w:w="0" w:type="dxa"/>
-          </w:tblCellMar>
-        </w:tblPrEx>
         <w:tc>
           <w:tcPr>
             <w:tcW w:w="9360" w:type="dxa"/>
@@ -1437,12 +1383,6 @@
         <w:gridCol w:w="9360"/>
       </w:tblGrid>
       <w:tr>
-        <w:tblPrEx>
-          <w:tblCellMar>
-            <w:top w:w="0" w:type="dxa"/>
-            <w:bottom w:w="0" w:type="dxa"/>
-          </w:tblCellMar>
-        </w:tblPrEx>
         <w:tc>
           <w:tcPr>
             <w:tcW w:w="9360" w:type="dxa"/>
@@ -1816,12 +1756,6 @@
         <w:gridCol w:w="9360"/>
       </w:tblGrid>
       <w:tr>
-        <w:tblPrEx>
-          <w:tblCellMar>
-            <w:top w:w="0" w:type="dxa"/>
-            <w:bottom w:w="0" w:type="dxa"/>
-          </w:tblCellMar>
-        </w:tblPrEx>
         <w:tc>
           <w:tcPr>
             <w:tcW w:w="9360" w:type="dxa"/>
@@ -2176,12 +2110,6 @@
         <w:gridCol w:w="9360"/>
       </w:tblGrid>
       <w:tr>
-        <w:tblPrEx>
-          <w:tblCellMar>
-            <w:top w:w="0" w:type="dxa"/>
-            <w:bottom w:w="0" w:type="dxa"/>
-          </w:tblCellMar>
-        </w:tblPrEx>
         <w:tc>
           <w:tcPr>
             <w:tcW w:w="9360" w:type="dxa"/>
@@ -2543,12 +2471,6 @@
         <w:gridCol w:w="9360"/>
       </w:tblGrid>
       <w:tr>
-        <w:tblPrEx>
-          <w:tblCellMar>
-            <w:top w:w="0" w:type="dxa"/>
-            <w:bottom w:w="0" w:type="dxa"/>
-          </w:tblCellMar>
-        </w:tblPrEx>
         <w:tc>
           <w:tcPr>
             <w:tcW w:w="9360" w:type="dxa"/>
@@ -2708,6 +2630,13 @@
         <w:t>For each scenario above, write one sentence in your repo: "What one control would have stopped this?"</w:t>
       </w:r>
     </w:p>
+    <w:p>
+      <w:pPr>
+        <w:pStyle w:val="ListParagraph"/>
+        <w:spacing w:after="60"/>
+        <w:ind w:left="720"/>
+      </w:pPr>
+    </w:p>
     <w:tbl>
       <w:tblPr>
         <w:tblW w:w="9360" w:type="dxa"/>
@@ -2729,12 +2658,6 @@
         <w:gridCol w:w="9360"/>
       </w:tblGrid>
       <w:tr>
-        <w:tblPrEx>
-          <w:tblCellMar>
-            <w:top w:w="0" w:type="dxa"/>
-            <w:bottom w:w="0" w:type="dxa"/>
-          </w:tblCellMar>
-        </w:tblPrEx>
         <w:tc>
           <w:tcPr>
             <w:tcW w:w="9360" w:type="dxa"/>
@@ -5049,12 +4972,6 @@
         <w:gridCol w:w="4960"/>
       </w:tblGrid>
       <w:tr>
-        <w:tblPrEx>
-          <w:tblCellMar>
-            <w:top w:w="0" w:type="dxa"/>
-            <w:bottom w:w="0" w:type="dxa"/>
-          </w:tblCellMar>
-        </w:tblPrEx>
         <w:trPr>
           <w:tblHeader/>
         </w:trPr>
@@ -5144,12 +5061,6 @@
         </w:tc>
       </w:tr>
       <w:tr>
-        <w:tblPrEx>
-          <w:tblCellMar>
-            <w:top w:w="0" w:type="dxa"/>
-            <w:bottom w:w="0" w:type="dxa"/>
-          </w:tblCellMar>
-        </w:tblPrEx>
         <w:tc>
           <w:tcPr>
             <w:tcW w:w="1100" w:type="dxa"/>
@@ -5244,12 +5155,6 @@
         </w:tc>
       </w:tr>
       <w:tr>
-        <w:tblPrEx>
-          <w:tblCellMar>
-            <w:top w:w="0" w:type="dxa"/>
-            <w:bottom w:w="0" w:type="dxa"/>
-          </w:tblCellMar>
-        </w:tblPrEx>
         <w:tc>
           <w:tcPr>
             <w:tcW w:w="1100" w:type="dxa"/>
@@ -5344,12 +5249,6 @@
         </w:tc>
       </w:tr>
       <w:tr>
-        <w:tblPrEx>
-          <w:tblCellMar>
-            <w:top w:w="0" w:type="dxa"/>
-            <w:bottom w:w="0" w:type="dxa"/>
-          </w:tblCellMar>
-        </w:tblPrEx>
         <w:tc>
           <w:tcPr>
             <w:tcW w:w="1100" w:type="dxa"/>
@@ -5444,12 +5343,6 @@
         </w:tc>
       </w:tr>
       <w:tr>
-        <w:tblPrEx>
-          <w:tblCellMar>
-            <w:top w:w="0" w:type="dxa"/>
-            <w:bottom w:w="0" w:type="dxa"/>
-          </w:tblCellMar>
-        </w:tblPrEx>
         <w:tc>
           <w:tcPr>
             <w:tcW w:w="1100" w:type="dxa"/>
@@ -5544,12 +5437,6 @@
         </w:tc>
       </w:tr>
       <w:tr>
-        <w:tblPrEx>
-          <w:tblCellMar>
-            <w:top w:w="0" w:type="dxa"/>
-            <w:bottom w:w="0" w:type="dxa"/>
-          </w:tblCellMar>
-        </w:tblPrEx>
         <w:tc>
           <w:tcPr>
             <w:tcW w:w="1100" w:type="dxa"/>
@@ -5635,12 +5522,6 @@
         </w:tc>
       </w:tr>
       <w:tr>
-        <w:tblPrEx>
-          <w:tblCellMar>
-            <w:top w:w="0" w:type="dxa"/>
-            <w:bottom w:w="0" w:type="dxa"/>
-          </w:tblCellMar>
-        </w:tblPrEx>
         <w:tc>
           <w:tcPr>
             <w:tcW w:w="1100" w:type="dxa"/>
@@ -5726,12 +5607,6 @@
         </w:tc>
       </w:tr>
       <w:tr>
-        <w:tblPrEx>
-          <w:tblCellMar>
-            <w:top w:w="0" w:type="dxa"/>
-            <w:bottom w:w="0" w:type="dxa"/>
-          </w:tblCellMar>
-        </w:tblPrEx>
         <w:tc>
           <w:tcPr>
             <w:tcW w:w="1100" w:type="dxa"/>
@@ -6810,12 +6685,6 @@
         <w:gridCol w:w="9360"/>
       </w:tblGrid>
       <w:tr>
-        <w:tblPrEx>
-          <w:tblCellMar>
-            <w:top w:w="0" w:type="dxa"/>
-            <w:bottom w:w="0" w:type="dxa"/>
-          </w:tblCellMar>
-        </w:tblPrEx>
         <w:tc>
           <w:tcPr>
             <w:tcW w:w="9360" w:type="dxa"/>
@@ -7131,12 +7000,6 @@
         <w:gridCol w:w="9360"/>
       </w:tblGrid>
       <w:tr>
-        <w:tblPrEx>
-          <w:tblCellMar>
-            <w:top w:w="0" w:type="dxa"/>
-            <w:bottom w:w="0" w:type="dxa"/>
-          </w:tblCellMar>
-        </w:tblPrEx>
         <w:tc>
           <w:tcPr>
             <w:tcW w:w="9360" w:type="dxa"/>
@@ -7443,12 +7306,6 @@
         <w:gridCol w:w="9360"/>
       </w:tblGrid>
       <w:tr>
-        <w:tblPrEx>
-          <w:tblCellMar>
-            <w:top w:w="0" w:type="dxa"/>
-            <w:bottom w:w="0" w:type="dxa"/>
-          </w:tblCellMar>
-        </w:tblPrEx>
         <w:tc>
           <w:tcPr>
             <w:tcW w:w="9360" w:type="dxa"/>
@@ -7533,12 +7390,6 @@
         </w:tc>
       </w:tr>
       <w:tr>
-        <w:tblPrEx>
-          <w:tblCellMar>
-            <w:top w:w="0" w:type="dxa"/>
-            <w:bottom w:w="0" w:type="dxa"/>
-          </w:tblCellMar>
-        </w:tblPrEx>
         <w:tc>
           <w:tcPr>
             <w:tcW w:w="9360" w:type="dxa"/>
@@ -8155,12 +8006,6 @@
         <w:gridCol w:w="9360"/>
       </w:tblGrid>
       <w:tr>
-        <w:tblPrEx>
-          <w:tblCellMar>
-            <w:top w:w="0" w:type="dxa"/>
-            <w:bottom w:w="0" w:type="dxa"/>
-          </w:tblCellMar>
-        </w:tblPrEx>
         <w:tc>
           <w:tcPr>
             <w:tcW w:w="9360" w:type="dxa"/>

--- a/02-networking-for-security/notes/Cybersecurity_Month1_Weeks_1_and_2.docx
+++ b/02-networking-for-security/notes/Cybersecurity_Month1_Weeks_1_and_2.docx
@@ -902,6 +902,21 @@
     </w:p>
     <w:p>
       <w:pPr>
+        <w:spacing w:after="60"/>
+      </w:pPr>
+    </w:p>
+    <w:p>
+      <w:pPr>
+        <w:spacing w:after="60"/>
+      </w:pPr>
+    </w:p>
+    <w:p>
+      <w:pPr>
+        <w:spacing w:after="60"/>
+      </w:pPr>
+    </w:p>
+    <w:p>
+      <w:pPr>
         <w:spacing w:before="200" w:after="100"/>
       </w:pPr>
       <w:r>
@@ -1304,6 +1319,7 @@
         <w:spacing w:after="60"/>
       </w:pPr>
       <w:r>
+        <w:lastRenderedPageBreak/>
         <w:t>Internal vs external</w:t>
       </w:r>
     </w:p>
@@ -1345,7 +1361,6 @@
           <w:sz w:val="24"/>
           <w:szCs w:val="24"/>
         </w:rPr>
-        <w:lastRenderedPageBreak/>
         <w:t>Motivations (memorize these — they show up on exams)</w:t>
       </w:r>
     </w:p>
@@ -1809,6 +1824,7 @@
               <w:spacing w:after="60"/>
             </w:pPr>
             <w:r>
+              <w:lastRenderedPageBreak/>
               <w:t xml:space="preserve">Cl0p exploited a zero-day in </w:t>
             </w:r>
             <w:proofErr w:type="spellStart"/>
@@ -2231,6 +2247,7 @@
         <w:spacing w:after="60"/>
       </w:pPr>
       <w:r>
+        <w:lastRenderedPageBreak/>
         <w:t>Trojan — looks legit, runs malicious code (RATs = Remote Access Trojans)</w:t>
       </w:r>
     </w:p>
@@ -2332,7 +2349,6 @@
           <w:sz w:val="24"/>
           <w:szCs w:val="24"/>
         </w:rPr>
-        <w:lastRenderedPageBreak/>
         <w:t>Attack types you'll see on the exam</w:t>
       </w:r>
     </w:p>
@@ -2717,6 +2733,7 @@
               <w:spacing w:after="60"/>
             </w:pPr>
             <w:r>
+              <w:lastRenderedPageBreak/>
               <w:t>After each section, write a one-paragraph summary in your own words. If you can't, you didn't get it.</w:t>
             </w:r>
           </w:p>
@@ -2725,6 +2742,7 @@
     </w:tbl>
     <w:p>
       <w:r>
+        <w:lastRenderedPageBreak/>
         <w:br w:type="page"/>
       </w:r>
     </w:p>
@@ -4897,7 +4915,6 @@
         <w:pStyle w:val="Heading1"/>
       </w:pPr>
       <w:r>
-        <w:lastRenderedPageBreak/>
         <w:t>Week 2 — Networking for Security</w:t>
       </w:r>
     </w:p>

--- a/02-networking-for-security/notes/Cybersecurity_Month1_Weeks_1_and_2.docx
+++ b/02-networking-for-security/notes/Cybersecurity_Month1_Weeks_1_and_2.docx
@@ -4915,6 +4915,7 @@
         <w:pStyle w:val="Heading1"/>
       </w:pPr>
       <w:r>
+        <w:lastRenderedPageBreak/>
         <w:t>Week 2 — Networking for Security</w:t>
       </w:r>
     </w:p>
@@ -5740,12 +5741,21 @@
           <w:numId w:val="2"/>
         </w:numPr>
         <w:spacing w:after="60"/>
-      </w:pPr>
-      <w:r>
+        <w:rPr>
+          <w:color w:val="00B050"/>
+        </w:rPr>
+      </w:pPr>
+      <w:r>
+        <w:rPr>
+          <w:color w:val="00B050"/>
+        </w:rPr>
         <w:t xml:space="preserve">L7 Application — HTTP, HTTPS, DNS, SMTP, FTP, SSH, the apps you </w:t>
       </w:r>
       <w:proofErr w:type="gramStart"/>
       <w:r>
+        <w:rPr>
+          <w:color w:val="00B050"/>
+        </w:rPr>
         <w:t>actually use</w:t>
       </w:r>
       <w:proofErr w:type="gramEnd"/>
@@ -5758,8 +5768,14 @@
           <w:numId w:val="2"/>
         </w:numPr>
         <w:spacing w:after="60"/>
-      </w:pPr>
-      <w:r>
+        <w:rPr>
+          <w:color w:val="00B050"/>
+        </w:rPr>
+      </w:pPr>
+      <w:r>
+        <w:rPr>
+          <w:color w:val="00B050"/>
+        </w:rPr>
         <w:t>L6 Presentation — encryption, encoding, compression (TLS often drawn here)</w:t>
       </w:r>
     </w:p>
@@ -5771,8 +5787,14 @@
           <w:numId w:val="2"/>
         </w:numPr>
         <w:spacing w:after="60"/>
-      </w:pPr>
-      <w:r>
+        <w:rPr>
+          <w:color w:val="00B050"/>
+        </w:rPr>
+      </w:pPr>
+      <w:r>
+        <w:rPr>
+          <w:color w:val="00B050"/>
+        </w:rPr>
         <w:t>L5 Session — connection setup/teardown (NetBIOS, RPC)</w:t>
       </w:r>
     </w:p>
@@ -5784,8 +5806,14 @@
           <w:numId w:val="2"/>
         </w:numPr>
         <w:spacing w:after="60"/>
-      </w:pPr>
-      <w:r>
+        <w:rPr>
+          <w:color w:val="00B050"/>
+        </w:rPr>
+      </w:pPr>
+      <w:r>
+        <w:rPr>
+          <w:color w:val="00B050"/>
+        </w:rPr>
         <w:t>L4 Transport — TCP (reliable) or UDP (fast); port numbers live here</w:t>
       </w:r>
     </w:p>
@@ -5797,8 +5825,14 @@
           <w:numId w:val="2"/>
         </w:numPr>
         <w:spacing w:after="60"/>
-      </w:pPr>
-      <w:r>
+        <w:rPr>
+          <w:color w:val="00B050"/>
+        </w:rPr>
+      </w:pPr>
+      <w:r>
+        <w:rPr>
+          <w:color w:val="00B050"/>
+        </w:rPr>
         <w:t>L3 Network — IP addresses, routers, ICMP</w:t>
       </w:r>
     </w:p>
@@ -5810,8 +5844,14 @@
           <w:numId w:val="2"/>
         </w:numPr>
         <w:spacing w:after="60"/>
-      </w:pPr>
-      <w:r>
+        <w:rPr>
+          <w:color w:val="00B050"/>
+        </w:rPr>
+      </w:pPr>
+      <w:r>
+        <w:rPr>
+          <w:color w:val="00B050"/>
+        </w:rPr>
         <w:t>L2 Data Link — MAC addresses, switches, VLANs, ARP</w:t>
       </w:r>
     </w:p>
@@ -5823,8 +5863,14 @@
           <w:numId w:val="2"/>
         </w:numPr>
         <w:spacing w:after="60"/>
-      </w:pPr>
-      <w:r>
+        <w:rPr>
+          <w:color w:val="00B050"/>
+        </w:rPr>
+      </w:pPr>
+      <w:r>
+        <w:rPr>
+          <w:color w:val="00B050"/>
+        </w:rPr>
         <w:t>L1 Physical — cables, radio, fiber, voltages</w:t>
       </w:r>
     </w:p>
@@ -5887,12 +5933,15 @@
     <w:p>
       <w:pPr>
         <w:spacing w:before="200" w:after="100"/>
-      </w:pPr>
-      <w:r>
-        <w:rPr>
-          <w:b/>
-          <w:bCs/>
-          <w:color w:val="1F3864"/>
+        <w:rPr>
+          <w:color w:val="00B050"/>
+        </w:rPr>
+      </w:pPr>
+      <w:r>
+        <w:rPr>
+          <w:b/>
+          <w:bCs/>
+          <w:color w:val="00B050"/>
           <w:sz w:val="24"/>
           <w:szCs w:val="24"/>
         </w:rPr>
@@ -5907,8 +5956,14 @@
           <w:numId w:val="2"/>
         </w:numPr>
         <w:spacing w:after="60"/>
-      </w:pPr>
-      <w:r>
+        <w:rPr>
+          <w:color w:val="00B050"/>
+        </w:rPr>
+      </w:pPr>
+      <w:r>
+        <w:rPr>
+          <w:color w:val="00B050"/>
+        </w:rPr>
         <w:t>Application = OSI 5,6,7 combined</w:t>
       </w:r>
     </w:p>
@@ -5920,8 +5975,14 @@
           <w:numId w:val="2"/>
         </w:numPr>
         <w:spacing w:after="60"/>
-      </w:pPr>
-      <w:r>
+        <w:rPr>
+          <w:color w:val="00B050"/>
+        </w:rPr>
+      </w:pPr>
+      <w:r>
+        <w:rPr>
+          <w:color w:val="00B050"/>
+        </w:rPr>
         <w:t>Transport = OSI 4</w:t>
       </w:r>
     </w:p>
@@ -5933,8 +5994,14 @@
           <w:numId w:val="2"/>
         </w:numPr>
         <w:spacing w:after="60"/>
-      </w:pPr>
-      <w:r>
+        <w:rPr>
+          <w:color w:val="00B050"/>
+        </w:rPr>
+      </w:pPr>
+      <w:r>
+        <w:rPr>
+          <w:color w:val="00B050"/>
+        </w:rPr>
         <w:t>Internet = OSI 3</w:t>
       </w:r>
     </w:p>
@@ -5946,8 +6013,14 @@
           <w:numId w:val="2"/>
         </w:numPr>
         <w:spacing w:after="60"/>
-      </w:pPr>
-      <w:r>
+        <w:rPr>
+          <w:color w:val="00B050"/>
+        </w:rPr>
+      </w:pPr>
+      <w:r>
+        <w:rPr>
+          <w:color w:val="00B050"/>
+        </w:rPr>
         <w:t>Link = OSI 1,2</w:t>
       </w:r>
     </w:p>

--- a/02-networking-for-security/notes/Cybersecurity_Month1_Weeks_1_and_2.docx
+++ b/02-networking-for-security/notes/Cybersecurity_Month1_Weeks_1_and_2.docx
@@ -1136,25 +1136,7 @@
                 <w:bCs/>
                 <w:color w:val="1F3864"/>
               </w:rPr>
-              <w:t>REAL-WORLD SCENARIO — Equifax (</w:t>
-            </w:r>
-            <w:proofErr w:type="gramStart"/>
-            <w:r>
-              <w:rPr>
-                <w:b/>
-                <w:bCs/>
-                <w:color w:val="1F3864"/>
-              </w:rPr>
-              <w:t>2017) —</w:t>
-            </w:r>
-            <w:proofErr w:type="gramEnd"/>
-            <w:r>
-              <w:rPr>
-                <w:b/>
-                <w:bCs/>
-                <w:color w:val="1F3864"/>
-              </w:rPr>
-              <w:t xml:space="preserve"> CIA in action</w:t>
+              <w:t>REAL-WORLD SCENARIO — Equifax (2017) — CIA in action</w:t>
             </w:r>
           </w:p>
           <w:p>
@@ -1215,15 +1197,7 @@
         <w:spacing w:after="60"/>
       </w:pPr>
       <w:r>
-        <w:t xml:space="preserve">Unskilled attacker (script </w:t>
-      </w:r>
-      <w:proofErr w:type="gramStart"/>
-      <w:r>
-        <w:t>kiddie) —</w:t>
-      </w:r>
-      <w:proofErr w:type="gramEnd"/>
-      <w:r>
-        <w:t xml:space="preserve"> uses pre-built tools, opportunistic targets</w:t>
+        <w:t>Unskilled attacker (script kiddie) — uses pre-built tools, opportunistic targets</w:t>
       </w:r>
     </w:p>
     <w:p>
@@ -1283,15 +1257,7 @@
         <w:spacing w:after="60"/>
       </w:pPr>
       <w:r>
-        <w:t xml:space="preserve">Shadow IT — internal staff using unauthorized tools (not malicious, but </w:t>
-      </w:r>
-      <w:proofErr w:type="gramStart"/>
-      <w:r>
-        <w:t>creates</w:t>
-      </w:r>
-      <w:proofErr w:type="gramEnd"/>
-      <w:r>
-        <w:t xml:space="preserve"> risk)</w:t>
+        <w:t>Shadow IT — internal staff using unauthorized tools (not malicious, but creates risk)</w:t>
       </w:r>
     </w:p>
     <w:p>
@@ -1425,25 +1391,7 @@
                 <w:bCs/>
                 <w:color w:val="1F3864"/>
               </w:rPr>
-              <w:t>REAL-WORLD SCENARIO — Colonial Pipeline (</w:t>
-            </w:r>
-            <w:proofErr w:type="gramStart"/>
-            <w:r>
-              <w:rPr>
-                <w:b/>
-                <w:bCs/>
-                <w:color w:val="1F3864"/>
-              </w:rPr>
-              <w:t>2021) —</w:t>
-            </w:r>
-            <w:proofErr w:type="gramEnd"/>
-            <w:r>
-              <w:rPr>
-                <w:b/>
-                <w:bCs/>
-                <w:color w:val="1F3864"/>
-              </w:rPr>
-              <w:t xml:space="preserve"> organized crime + insider weakness</w:t>
+              <w:t>REAL-WORLD SCENARIO — Colonial Pipeline (2021) — organized crime + insider weakness</w:t>
             </w:r>
           </w:p>
           <w:p>
@@ -1558,15 +1506,7 @@
         <w:spacing w:after="60"/>
       </w:pPr>
       <w:r>
-        <w:t>Voice call (</w:t>
-      </w:r>
-      <w:proofErr w:type="gramStart"/>
-      <w:r>
-        <w:t>vishing) —</w:t>
-      </w:r>
-      <w:proofErr w:type="gramEnd"/>
-      <w:r>
-        <w:t xml:space="preserve"> phone-based social engineering</w:t>
+        <w:t>Voice call (vishing) — phone-based social engineering</w:t>
       </w:r>
     </w:p>
     <w:p>
@@ -1711,13 +1651,8 @@
         <w:spacing w:after="60"/>
       </w:pPr>
       <w:r>
-        <w:t xml:space="preserve">Watering hole — compromise a site target </w:t>
-      </w:r>
-      <w:proofErr w:type="gramStart"/>
-      <w:r>
-        <w:t>visits</w:t>
-      </w:r>
-      <w:proofErr w:type="gramEnd"/>
+        <w:t>Watering hole — compromise a site target visits</w:t>
+      </w:r>
     </w:p>
     <w:p>
       <w:pPr>
@@ -1849,23 +1784,7 @@
               <w:spacing w:after="60"/>
             </w:pPr>
             <w:r>
-              <w:t xml:space="preserve">Lesson — your security is </w:t>
-            </w:r>
-            <w:proofErr w:type="gramStart"/>
-            <w:r>
-              <w:t>bounded</w:t>
-            </w:r>
-            <w:proofErr w:type="gramEnd"/>
-            <w:r>
-              <w:t xml:space="preserve"> by your weakest third-party dependency. Build a software bill of materials (SBOM) so you know what you </w:t>
-            </w:r>
-            <w:proofErr w:type="gramStart"/>
-            <w:r>
-              <w:t>actually have</w:t>
-            </w:r>
-            <w:proofErr w:type="gramEnd"/>
-            <w:r>
-              <w:t>.</w:t>
+              <w:t>Lesson — your security is bounded by your weakest third-party dependency. Build a software bill of materials (SBOM) so you know what you actually have.</w:t>
             </w:r>
           </w:p>
         </w:tc>
@@ -2153,25 +2072,7 @@
                 <w:bCs/>
                 <w:color w:val="1F3864"/>
               </w:rPr>
-              <w:t>REAL-WORLD SCENARIO — Log4Shell (CVE-2021-</w:t>
-            </w:r>
-            <w:proofErr w:type="gramStart"/>
-            <w:r>
-              <w:rPr>
-                <w:b/>
-                <w:bCs/>
-                <w:color w:val="1F3864"/>
-              </w:rPr>
-              <w:t>44228) —</w:t>
-            </w:r>
-            <w:proofErr w:type="gramEnd"/>
-            <w:r>
-              <w:rPr>
-                <w:b/>
-                <w:bCs/>
-                <w:color w:val="1F3864"/>
-              </w:rPr>
-              <w:t xml:space="preserve"> zero-day at internet scale</w:t>
+              <w:t>REAL-WORLD SCENARIO — Log4Shell (CVE-2021-44228) — zero-day at internet scale</w:t>
             </w:r>
           </w:p>
           <w:p>
@@ -2514,25 +2415,7 @@
                 <w:bCs/>
                 <w:color w:val="1F3864"/>
               </w:rPr>
-              <w:t>REAL-WORLD SCENARIO — WannaCry (</w:t>
-            </w:r>
-            <w:proofErr w:type="gramStart"/>
-            <w:r>
-              <w:rPr>
-                <w:b/>
-                <w:bCs/>
-                <w:color w:val="1F3864"/>
-              </w:rPr>
-              <w:t>2017) —</w:t>
-            </w:r>
-            <w:proofErr w:type="gramEnd"/>
-            <w:r>
-              <w:rPr>
-                <w:b/>
-                <w:bCs/>
-                <w:color w:val="1F3864"/>
-              </w:rPr>
-              <w:t xml:space="preserve"> worm + ransomware = catastrophe</w:t>
+              <w:t>REAL-WORLD SCENARIO — WannaCry (2017) — worm + ransomware = catastrophe</w:t>
             </w:r>
           </w:p>
           <w:p>
@@ -2717,15 +2600,7 @@
               <w:spacing w:after="60"/>
             </w:pPr>
             <w:r>
-              <w:t xml:space="preserve">Don't take </w:t>
-            </w:r>
-            <w:proofErr w:type="gramStart"/>
-            <w:r>
-              <w:t>notes</w:t>
-            </w:r>
-            <w:proofErr w:type="gramEnd"/>
-            <w:r>
-              <w:t xml:space="preserve"> the first pass. Re-watch and pause on what matters.</w:t>
+              <w:t>Don't take notes the first pass. Re-watch and pause on what matters.</w:t>
             </w:r>
           </w:p>
           <w:p>
@@ -2960,15 +2835,7 @@
         <w:t xml:space="preserve">   B) </w:t>
       </w:r>
       <w:r>
-        <w:t xml:space="preserve">Availability primarily; </w:t>
-      </w:r>
-      <w:proofErr w:type="gramStart"/>
-      <w:r>
-        <w:t>also</w:t>
-      </w:r>
-      <w:proofErr w:type="gramEnd"/>
-      <w:r>
-        <w:t xml:space="preserve"> confidentiality in modern variants</w:t>
+        <w:t>Availability primarily; also confidentiality in modern variants</w:t>
       </w:r>
     </w:p>
     <w:p>
@@ -3336,23 +3203,7 @@
         <w:t xml:space="preserve">Q8. </w:t>
       </w:r>
       <w:r>
-        <w:t xml:space="preserve">An organization keeps Windows Server 2008 running because a legacy app needs </w:t>
-      </w:r>
-      <w:proofErr w:type="gramStart"/>
-      <w:r>
-        <w:t>it, and</w:t>
-      </w:r>
-      <w:proofErr w:type="gramEnd"/>
-      <w:r>
-        <w:t xml:space="preserve"> adds extra monitoring around it. </w:t>
-      </w:r>
-      <w:proofErr w:type="gramStart"/>
-      <w:r>
-        <w:t>The extra monitoring is what type of control</w:t>
-      </w:r>
-      <w:proofErr w:type="gramEnd"/>
-      <w:r>
-        <w:t>?</w:t>
+        <w:t>An organization keeps Windows Server 2008 running because a legacy app needs it, and adds extra monitoring around it. The extra monitoring is what type of control?</w:t>
       </w:r>
     </w:p>
     <w:p>
@@ -4234,15 +4085,7 @@
         <w:t xml:space="preserve">Q19. </w:t>
       </w:r>
       <w:r>
-        <w:t xml:space="preserve">An attacker steals data and threatens publication unless </w:t>
-      </w:r>
-      <w:proofErr w:type="gramStart"/>
-      <w:r>
-        <w:t>paid, but</w:t>
-      </w:r>
-      <w:proofErr w:type="gramEnd"/>
-      <w:r>
-        <w:t xml:space="preserve"> doesn't encrypt anything. This is:</w:t>
+        <w:t>An attacker steals data and threatens publication unless paid, but doesn't encrypt anything. This is:</w:t>
       </w:r>
     </w:p>
     <w:p>
@@ -4445,15 +4288,7 @@
         <w:t>C</w:t>
       </w:r>
       <w:r>
-        <w:t xml:space="preserve"> — </w:t>
-      </w:r>
-      <w:proofErr w:type="gramStart"/>
-      <w:r>
-        <w:t>Non-repudiation</w:t>
-      </w:r>
-      <w:proofErr w:type="gramEnd"/>
-      <w:r>
-        <w:t xml:space="preserve"> — signed = you can't deny it was you. It also provides authentication and integrity.</w:t>
+        <w:t xml:space="preserve"> — Non-repudiation — signed = you can't deny it was you. It also provides authentication and integrity.</w:t>
       </w:r>
     </w:p>
     <w:p>
@@ -4581,45 +4416,31 @@
           <w:bCs/>
           <w:color w:val="1F3864"/>
         </w:rPr>
-        <w:t>Q8</w:t>
-      </w:r>
-      <w:proofErr w:type="gramStart"/>
+        <w:t xml:space="preserve">Q8: </w:t>
+      </w:r>
+      <w:r>
+        <w:rPr>
+          <w:b/>
+          <w:bCs/>
+        </w:rPr>
+        <w:t>C</w:t>
+      </w:r>
+      <w:r>
+        <w:t xml:space="preserve"> — Compensating controls substitute when the primary control isn't feasible.</w:t>
+      </w:r>
+    </w:p>
+    <w:p>
+      <w:pPr>
+        <w:spacing w:after="100"/>
+      </w:pPr>
       <w:r>
         <w:rPr>
           <w:b/>
           <w:bCs/>
           <w:color w:val="1F3864"/>
         </w:rPr>
-        <w:t xml:space="preserve">: </w:t>
-      </w:r>
-      <w:r>
-        <w:rPr>
-          <w:b/>
-          <w:bCs/>
-        </w:rPr>
-        <w:t>C</w:t>
-      </w:r>
-      <w:r>
-        <w:t xml:space="preserve"> —</w:t>
-      </w:r>
-      <w:proofErr w:type="gramEnd"/>
-      <w:r>
-        <w:t xml:space="preserve"> Compensating controls substitute when the primary control isn't feasible.</w:t>
-      </w:r>
-    </w:p>
-    <w:p>
-      <w:pPr>
-        <w:spacing w:after="100"/>
-      </w:pPr>
-      <w:r>
-        <w:rPr>
-          <w:b/>
-          <w:bCs/>
-          <w:color w:val="1F3864"/>
-        </w:rPr>
         <w:t xml:space="preserve">Q9: </w:t>
       </w:r>
-      <w:proofErr w:type="gramStart"/>
       <w:r>
         <w:rPr>
           <w:b/>
@@ -4628,11 +4449,7 @@
         <w:t>D</w:t>
       </w:r>
       <w:r>
-        <w:t xml:space="preserve"> — "</w:t>
-      </w:r>
-      <w:proofErr w:type="gramEnd"/>
-      <w:r>
-        <w:t>Patching schedule compliance" is a control objective, not a threat-actor motivation.</w:t>
+        <w:t xml:space="preserve"> — "Patching schedule compliance" is a control objective, not a threat-actor motivation.</w:t>
       </w:r>
     </w:p>
     <w:p>
@@ -4948,15 +4765,7 @@
         <w:spacing w:after="120"/>
       </w:pPr>
       <w:r>
-        <w:t xml:space="preserve">Understand how data </w:t>
-      </w:r>
-      <w:proofErr w:type="gramStart"/>
-      <w:r>
-        <w:t>actually moves</w:t>
-      </w:r>
-      <w:proofErr w:type="gramEnd"/>
-      <w:r>
-        <w:t xml:space="preserve"> on a network, so you can spot where attackers slip in and where defenses go. By Sunday you should be able to sketch a small corporate network, explain what each control protects against, and solve basic subnetting problems on paper without a calculator.</w:t>
+        <w:t>Understand how data actually moves on a network, so you can spot where attackers slip in and where defenses go. By Sunday you should be able to sketch a small corporate network, explain what each control protects against, and solve basic subnetting problems on paper without a calculator.</w:t>
       </w:r>
     </w:p>
     <w:p>
@@ -5749,16 +5558,8 @@
         <w:rPr>
           <w:color w:val="00B050"/>
         </w:rPr>
-        <w:t xml:space="preserve">L7 Application — HTTP, HTTPS, DNS, SMTP, FTP, SSH, the apps you </w:t>
-      </w:r>
-      <w:proofErr w:type="gramStart"/>
-      <w:r>
-        <w:rPr>
-          <w:color w:val="00B050"/>
-        </w:rPr>
-        <w:t>actually use</w:t>
-      </w:r>
-      <w:proofErr w:type="gramEnd"/>
+        <w:t>L7 Application — HTTP, HTTPS, DNS, SMTP, FTP, SSH, the apps you actually use</w:t>
+      </w:r>
     </w:p>
     <w:p>
       <w:pPr>
@@ -5900,15 +5701,7 @@
       </w:pPr>
       <w:r>
         <w:lastRenderedPageBreak/>
-        <w:t xml:space="preserve">Top-down: All People Seem </w:t>
-      </w:r>
-      <w:proofErr w:type="gramStart"/>
-      <w:r>
-        <w:t>To</w:t>
-      </w:r>
-      <w:proofErr w:type="gramEnd"/>
-      <w:r>
-        <w:t xml:space="preserve"> Need Data Processing</w:t>
+        <w:t>Top-down: All People Seem To Need Data Processing</w:t>
       </w:r>
     </w:p>
     <w:p>
@@ -6101,15 +5894,7 @@
         <w:spacing w:after="60"/>
       </w:pPr>
       <w:r>
-        <w:t>Access Point (</w:t>
-      </w:r>
-      <w:proofErr w:type="gramStart"/>
-      <w:r>
-        <w:t>AP) —</w:t>
-      </w:r>
-      <w:proofErr w:type="gramEnd"/>
-      <w:r>
-        <w:t xml:space="preserve"> bridges wireless to wired</w:t>
+        <w:t>Access Point (AP) — bridges wireless to wired</w:t>
       </w:r>
     </w:p>
     <w:p>
@@ -6197,9 +5982,52 @@
           <w:sz w:val="24"/>
           <w:szCs w:val="24"/>
         </w:rPr>
-        <w:t xml:space="preserve">Private IP ranges (RFC </w:t>
-      </w:r>
-      <w:proofErr w:type="gramStart"/>
+        <w:t>Private IP ranges (RFC 1918) — memorize</w:t>
+      </w:r>
+    </w:p>
+    <w:p>
+      <w:pPr>
+        <w:pStyle w:val="ListParagraph"/>
+        <w:numPr>
+          <w:ilvl w:val="0"/>
+          <w:numId w:val="2"/>
+        </w:numPr>
+        <w:spacing w:after="60"/>
+      </w:pPr>
+      <w:r>
+        <w:t>10.0.0.0/8 — 10.x.x.x</w:t>
+      </w:r>
+    </w:p>
+    <w:p>
+      <w:pPr>
+        <w:pStyle w:val="ListParagraph"/>
+        <w:numPr>
+          <w:ilvl w:val="0"/>
+          <w:numId w:val="2"/>
+        </w:numPr>
+        <w:spacing w:after="60"/>
+      </w:pPr>
+      <w:r>
+        <w:t>172.16.0.0/12 — 172.16.x.x through 172.31.x.x</w:t>
+      </w:r>
+    </w:p>
+    <w:p>
+      <w:pPr>
+        <w:pStyle w:val="ListParagraph"/>
+        <w:numPr>
+          <w:ilvl w:val="0"/>
+          <w:numId w:val="2"/>
+        </w:numPr>
+        <w:spacing w:after="60"/>
+      </w:pPr>
+      <w:r>
+        <w:t>192.168.0.0/16 — 192.168.x.x</w:t>
+      </w:r>
+    </w:p>
+    <w:p>
+      <w:pPr>
+        <w:spacing w:before="200" w:after="100"/>
+      </w:pPr>
       <w:r>
         <w:rPr>
           <w:b/>
@@ -6208,9 +6036,128 @@
           <w:sz w:val="24"/>
           <w:szCs w:val="24"/>
         </w:rPr>
-        <w:t>1918) —</w:t>
-      </w:r>
-      <w:proofErr w:type="gramEnd"/>
+        <w:t>Subnet sizes you should know cold</w:t>
+      </w:r>
+    </w:p>
+    <w:p>
+      <w:pPr>
+        <w:pStyle w:val="ListParagraph"/>
+        <w:numPr>
+          <w:ilvl w:val="0"/>
+          <w:numId w:val="2"/>
+        </w:numPr>
+        <w:spacing w:after="60"/>
+      </w:pPr>
+      <w:r>
+        <w:t xml:space="preserve">/30 = 4 </w:t>
+      </w:r>
+      <w:proofErr w:type="spellStart"/>
+      <w:r>
+        <w:t>addrs</w:t>
+      </w:r>
+      <w:proofErr w:type="spellEnd"/>
+      <w:r>
+        <w:t xml:space="preserve"> (2 usable) — point-to-point links</w:t>
+      </w:r>
+    </w:p>
+    <w:p>
+      <w:pPr>
+        <w:pStyle w:val="ListParagraph"/>
+        <w:numPr>
+          <w:ilvl w:val="0"/>
+          <w:numId w:val="2"/>
+        </w:numPr>
+        <w:spacing w:after="60"/>
+      </w:pPr>
+      <w:r>
+        <w:t xml:space="preserve">/29 = 8 </w:t>
+      </w:r>
+      <w:proofErr w:type="spellStart"/>
+      <w:r>
+        <w:t>addrs</w:t>
+      </w:r>
+      <w:proofErr w:type="spellEnd"/>
+      <w:r>
+        <w:t xml:space="preserve"> (6 usable)</w:t>
+      </w:r>
+    </w:p>
+    <w:p>
+      <w:pPr>
+        <w:pStyle w:val="ListParagraph"/>
+        <w:numPr>
+          <w:ilvl w:val="0"/>
+          <w:numId w:val="2"/>
+        </w:numPr>
+        <w:spacing w:after="60"/>
+      </w:pPr>
+      <w:r>
+        <w:t>/28 = 16 (14)</w:t>
+      </w:r>
+    </w:p>
+    <w:p>
+      <w:pPr>
+        <w:pStyle w:val="ListParagraph"/>
+        <w:numPr>
+          <w:ilvl w:val="0"/>
+          <w:numId w:val="2"/>
+        </w:numPr>
+        <w:spacing w:after="60"/>
+      </w:pPr>
+      <w:r>
+        <w:t>/27 = 32 (30)</w:t>
+      </w:r>
+    </w:p>
+    <w:p>
+      <w:pPr>
+        <w:pStyle w:val="ListParagraph"/>
+        <w:numPr>
+          <w:ilvl w:val="0"/>
+          <w:numId w:val="2"/>
+        </w:numPr>
+        <w:spacing w:after="60"/>
+      </w:pPr>
+      <w:r>
+        <w:t>/26 = 64 (62)</w:t>
+      </w:r>
+    </w:p>
+    <w:p>
+      <w:pPr>
+        <w:pStyle w:val="ListParagraph"/>
+        <w:numPr>
+          <w:ilvl w:val="0"/>
+          <w:numId w:val="2"/>
+        </w:numPr>
+        <w:spacing w:after="60"/>
+      </w:pPr>
+      <w:r>
+        <w:t>/25 = 128 (126)</w:t>
+      </w:r>
+    </w:p>
+    <w:p>
+      <w:pPr>
+        <w:pStyle w:val="ListParagraph"/>
+        <w:numPr>
+          <w:ilvl w:val="0"/>
+          <w:numId w:val="2"/>
+        </w:numPr>
+        <w:spacing w:after="60"/>
+      </w:pPr>
+      <w:r>
+        <w:t>/24 = 256 (254) — a typical small LAN</w:t>
+      </w:r>
+    </w:p>
+    <w:p>
+      <w:pPr>
+        <w:pStyle w:val="Heading2"/>
+      </w:pPr>
+      <w:r>
+        <w:t>Wed — Ports, protocols, TCP vs UDP</w:t>
+      </w:r>
+    </w:p>
+    <w:p>
+      <w:pPr>
+        <w:spacing w:before="200" w:after="100"/>
+      </w:pPr>
       <w:r>
         <w:rPr>
           <w:b/>
@@ -6219,54 +6166,34 @@
           <w:sz w:val="24"/>
           <w:szCs w:val="24"/>
         </w:rPr>
-        <w:t xml:space="preserve"> memorize</w:t>
-      </w:r>
-    </w:p>
-    <w:p>
-      <w:pPr>
-        <w:pStyle w:val="ListParagraph"/>
-        <w:numPr>
-          <w:ilvl w:val="0"/>
-          <w:numId w:val="2"/>
-        </w:numPr>
-        <w:spacing w:after="60"/>
-      </w:pPr>
-      <w:r>
-        <w:t>10.0.0.0/</w:t>
-      </w:r>
-      <w:proofErr w:type="gramStart"/>
-      <w:r>
-        <w:t>8 — 10.</w:t>
-      </w:r>
-      <w:proofErr w:type="gramEnd"/>
-      <w:r>
-        <w:t>x.x.x</w:t>
-      </w:r>
-    </w:p>
-    <w:p>
-      <w:pPr>
-        <w:pStyle w:val="ListParagraph"/>
-        <w:numPr>
-          <w:ilvl w:val="0"/>
-          <w:numId w:val="2"/>
-        </w:numPr>
-        <w:spacing w:after="60"/>
-      </w:pPr>
-      <w:r>
-        <w:t>172.16.0.0/12 — 172.16.x.x through 172.31.x.x</w:t>
-      </w:r>
-    </w:p>
-    <w:p>
-      <w:pPr>
-        <w:pStyle w:val="ListParagraph"/>
-        <w:numPr>
-          <w:ilvl w:val="0"/>
-          <w:numId w:val="2"/>
-        </w:numPr>
-        <w:spacing w:after="60"/>
-      </w:pPr>
-      <w:r>
-        <w:t>192.168.0.0/16 — 192.168.x.x</w:t>
+        <w:t>TCP three-way handshake (memorize)</w:t>
+      </w:r>
+    </w:p>
+    <w:p>
+      <w:pPr>
+        <w:pStyle w:val="ListParagraph"/>
+        <w:numPr>
+          <w:ilvl w:val="0"/>
+          <w:numId w:val="2"/>
+        </w:numPr>
+        <w:spacing w:after="60"/>
+      </w:pPr>
+      <w:r>
+        <w:t>SYN → SYN-ACK → ACK</w:t>
+      </w:r>
+    </w:p>
+    <w:p>
+      <w:pPr>
+        <w:pStyle w:val="ListParagraph"/>
+        <w:numPr>
+          <w:ilvl w:val="0"/>
+          <w:numId w:val="2"/>
+        </w:numPr>
+        <w:spacing w:after="60"/>
+      </w:pPr>
+      <w:r>
+        <w:lastRenderedPageBreak/>
+        <w:t>Then data flows. FIN/ACK to close.</w:t>
       </w:r>
     </w:p>
     <w:p>
@@ -6281,9 +6208,39 @@
           <w:sz w:val="24"/>
           <w:szCs w:val="24"/>
         </w:rPr>
-        <w:t xml:space="preserve">Subnet sizes you should know </w:t>
-      </w:r>
-      <w:proofErr w:type="gramStart"/>
+        <w:t>TCP vs UDP</w:t>
+      </w:r>
+    </w:p>
+    <w:p>
+      <w:pPr>
+        <w:pStyle w:val="ListParagraph"/>
+        <w:numPr>
+          <w:ilvl w:val="0"/>
+          <w:numId w:val="2"/>
+        </w:numPr>
+        <w:spacing w:after="60"/>
+      </w:pPr>
+      <w:r>
+        <w:t>TCP — connection-oriented, reliable, ordered, slower. Web (80/443), email, SSH, file transfer.</w:t>
+      </w:r>
+    </w:p>
+    <w:p>
+      <w:pPr>
+        <w:pStyle w:val="ListParagraph"/>
+        <w:numPr>
+          <w:ilvl w:val="0"/>
+          <w:numId w:val="2"/>
+        </w:numPr>
+        <w:spacing w:after="60"/>
+      </w:pPr>
+      <w:r>
+        <w:t>UDP — connectionless, best-effort, fast. DNS, VoIP, video streaming, gaming.</w:t>
+      </w:r>
+    </w:p>
+    <w:p>
+      <w:pPr>
+        <w:spacing w:before="200" w:after="100"/>
+      </w:pPr>
       <w:r>
         <w:rPr>
           <w:b/>
@@ -6292,467 +6249,629 @@
           <w:sz w:val="24"/>
           <w:szCs w:val="24"/>
         </w:rPr>
-        <w:t>cold</w:t>
-      </w:r>
-      <w:proofErr w:type="gramEnd"/>
-    </w:p>
-    <w:p>
-      <w:pPr>
-        <w:pStyle w:val="ListParagraph"/>
-        <w:numPr>
-          <w:ilvl w:val="0"/>
-          <w:numId w:val="2"/>
-        </w:numPr>
-        <w:spacing w:after="60"/>
-      </w:pPr>
-      <w:r>
-        <w:t xml:space="preserve">/30 = 4 </w:t>
-      </w:r>
-      <w:proofErr w:type="spellStart"/>
-      <w:r>
-        <w:t>addrs</w:t>
-      </w:r>
-      <w:proofErr w:type="spellEnd"/>
-      <w:r>
-        <w:t xml:space="preserve"> (2 </w:t>
-      </w:r>
-      <w:proofErr w:type="gramStart"/>
-      <w:r>
-        <w:t>usable) —</w:t>
-      </w:r>
-      <w:proofErr w:type="gramEnd"/>
-      <w:r>
-        <w:t xml:space="preserve"> point-to-point links</w:t>
-      </w:r>
-    </w:p>
-    <w:p>
-      <w:pPr>
-        <w:pStyle w:val="ListParagraph"/>
-        <w:numPr>
-          <w:ilvl w:val="0"/>
-          <w:numId w:val="2"/>
-        </w:numPr>
-        <w:spacing w:after="60"/>
-      </w:pPr>
-      <w:r>
-        <w:t xml:space="preserve">/29 = 8 </w:t>
-      </w:r>
-      <w:proofErr w:type="spellStart"/>
-      <w:r>
-        <w:t>addrs</w:t>
-      </w:r>
-      <w:proofErr w:type="spellEnd"/>
-      <w:r>
-        <w:t xml:space="preserve"> (6 usable)</w:t>
-      </w:r>
-    </w:p>
-    <w:p>
-      <w:pPr>
-        <w:pStyle w:val="ListParagraph"/>
-        <w:numPr>
-          <w:ilvl w:val="0"/>
-          <w:numId w:val="2"/>
-        </w:numPr>
-        <w:spacing w:after="60"/>
-      </w:pPr>
-      <w:r>
-        <w:t>/28 = 16 (14)</w:t>
-      </w:r>
-    </w:p>
-    <w:p>
-      <w:pPr>
-        <w:pStyle w:val="ListParagraph"/>
-        <w:numPr>
-          <w:ilvl w:val="0"/>
-          <w:numId w:val="2"/>
-        </w:numPr>
-        <w:spacing w:after="60"/>
-      </w:pPr>
-      <w:r>
-        <w:t>/27 = 32 (30)</w:t>
-      </w:r>
-    </w:p>
-    <w:p>
-      <w:pPr>
-        <w:pStyle w:val="ListParagraph"/>
-        <w:numPr>
-          <w:ilvl w:val="0"/>
-          <w:numId w:val="2"/>
-        </w:numPr>
-        <w:spacing w:after="60"/>
-      </w:pPr>
-      <w:r>
-        <w:t>/26 = 64 (62)</w:t>
-      </w:r>
-    </w:p>
-    <w:p>
-      <w:pPr>
-        <w:pStyle w:val="ListParagraph"/>
-        <w:numPr>
-          <w:ilvl w:val="0"/>
-          <w:numId w:val="2"/>
-        </w:numPr>
-        <w:spacing w:after="60"/>
-      </w:pPr>
-      <w:r>
-        <w:t>/25 = 128 (126)</w:t>
-      </w:r>
-    </w:p>
-    <w:p>
-      <w:pPr>
-        <w:pStyle w:val="ListParagraph"/>
-        <w:numPr>
-          <w:ilvl w:val="0"/>
-          <w:numId w:val="2"/>
-        </w:numPr>
-        <w:spacing w:after="60"/>
-      </w:pPr>
-      <w:r>
-        <w:t>/24 = 256 (</w:t>
-      </w:r>
-      <w:proofErr w:type="gramStart"/>
-      <w:r>
-        <w:t>254) —</w:t>
-      </w:r>
-      <w:proofErr w:type="gramEnd"/>
-      <w:r>
-        <w:t xml:space="preserve"> a typical small LAN</w:t>
-      </w:r>
-    </w:p>
-    <w:p>
-      <w:pPr>
-        <w:pStyle w:val="Heading2"/>
-      </w:pPr>
-      <w:r>
-        <w:t xml:space="preserve">Wed — Ports, </w:t>
-      </w:r>
-      <w:proofErr w:type="gramStart"/>
-      <w:r>
-        <w:t>protocols</w:t>
-      </w:r>
-      <w:proofErr w:type="gramEnd"/>
-      <w:r>
-        <w:t>, TCP vs UDP</w:t>
-      </w:r>
-    </w:p>
-    <w:p>
-      <w:pPr>
-        <w:spacing w:before="200" w:after="100"/>
-      </w:pPr>
-      <w:r>
-        <w:rPr>
-          <w:b/>
-          <w:bCs/>
-          <w:color w:val="1F3864"/>
-          <w:sz w:val="24"/>
-          <w:szCs w:val="24"/>
-        </w:rPr>
-        <w:t>TCP three-way handshake (memorize)</w:t>
-      </w:r>
-    </w:p>
-    <w:p>
-      <w:pPr>
-        <w:pStyle w:val="ListParagraph"/>
-        <w:numPr>
-          <w:ilvl w:val="0"/>
-          <w:numId w:val="2"/>
-        </w:numPr>
-        <w:spacing w:after="60"/>
-      </w:pPr>
-      <w:r>
-        <w:t>SYN → SYN-ACK → ACK</w:t>
-      </w:r>
-    </w:p>
-    <w:p>
-      <w:pPr>
-        <w:pStyle w:val="ListParagraph"/>
-        <w:numPr>
-          <w:ilvl w:val="0"/>
-          <w:numId w:val="2"/>
-        </w:numPr>
-        <w:spacing w:after="60"/>
-      </w:pPr>
-      <w:r>
+        <w:t>Must-know ports (memorize all of these)</w:t>
+      </w:r>
+    </w:p>
+    <w:p>
+      <w:pPr>
+        <w:pStyle w:val="ListParagraph"/>
+        <w:numPr>
+          <w:ilvl w:val="0"/>
+          <w:numId w:val="2"/>
+        </w:numPr>
+        <w:spacing w:after="60"/>
+      </w:pPr>
+      <w:r>
+        <w:t>20/21 FTP — file transfer (unencrypted)</w:t>
+      </w:r>
+    </w:p>
+    <w:p>
+      <w:pPr>
+        <w:pStyle w:val="ListParagraph"/>
+        <w:numPr>
+          <w:ilvl w:val="0"/>
+          <w:numId w:val="2"/>
+        </w:numPr>
+        <w:spacing w:after="60"/>
+      </w:pPr>
+      <w:r>
+        <w:t>22 SSH / SFTP / SCP — secure shell</w:t>
+      </w:r>
+    </w:p>
+    <w:p>
+      <w:pPr>
+        <w:pStyle w:val="ListParagraph"/>
+        <w:numPr>
+          <w:ilvl w:val="0"/>
+          <w:numId w:val="2"/>
+        </w:numPr>
+        <w:spacing w:after="60"/>
+      </w:pPr>
+      <w:r>
+        <w:t>23 Telnet — unencrypted shell (disable)</w:t>
+      </w:r>
+    </w:p>
+    <w:p>
+      <w:pPr>
+        <w:pStyle w:val="ListParagraph"/>
+        <w:numPr>
+          <w:ilvl w:val="0"/>
+          <w:numId w:val="2"/>
+        </w:numPr>
+        <w:spacing w:after="60"/>
+      </w:pPr>
+      <w:r>
+        <w:t>25 SMTP — sending mail</w:t>
+      </w:r>
+    </w:p>
+    <w:p>
+      <w:pPr>
+        <w:pStyle w:val="ListParagraph"/>
+        <w:numPr>
+          <w:ilvl w:val="0"/>
+          <w:numId w:val="2"/>
+        </w:numPr>
+        <w:spacing w:after="60"/>
+      </w:pPr>
+      <w:r>
+        <w:t>53 DNS — TCP and UDP</w:t>
+      </w:r>
+    </w:p>
+    <w:p>
+      <w:pPr>
+        <w:pStyle w:val="ListParagraph"/>
+        <w:numPr>
+          <w:ilvl w:val="0"/>
+          <w:numId w:val="2"/>
+        </w:numPr>
+        <w:spacing w:after="60"/>
+      </w:pPr>
+      <w:r>
+        <w:t>67/68 DHCP</w:t>
+      </w:r>
+    </w:p>
+    <w:p>
+      <w:pPr>
+        <w:pStyle w:val="ListParagraph"/>
+        <w:numPr>
+          <w:ilvl w:val="0"/>
+          <w:numId w:val="2"/>
+        </w:numPr>
+        <w:spacing w:after="60"/>
+      </w:pPr>
+      <w:r>
+        <w:t>69 TFTP</w:t>
+      </w:r>
+    </w:p>
+    <w:p>
+      <w:pPr>
+        <w:pStyle w:val="ListParagraph"/>
+        <w:numPr>
+          <w:ilvl w:val="0"/>
+          <w:numId w:val="2"/>
+        </w:numPr>
+        <w:spacing w:after="60"/>
+      </w:pPr>
+      <w:r>
+        <w:t>80 HTTP</w:t>
+      </w:r>
+    </w:p>
+    <w:p>
+      <w:pPr>
+        <w:pStyle w:val="ListParagraph"/>
+        <w:numPr>
+          <w:ilvl w:val="0"/>
+          <w:numId w:val="2"/>
+        </w:numPr>
+        <w:spacing w:after="60"/>
+      </w:pPr>
+      <w:r>
+        <w:t>110 POP3, 143 IMAP, 993 IMAPS, 995 POP3S</w:t>
+      </w:r>
+    </w:p>
+    <w:p>
+      <w:pPr>
+        <w:pStyle w:val="ListParagraph"/>
+        <w:numPr>
+          <w:ilvl w:val="0"/>
+          <w:numId w:val="2"/>
+        </w:numPr>
+        <w:spacing w:after="60"/>
+      </w:pPr>
+      <w:r>
+        <w:t>123 NTP — time</w:t>
+      </w:r>
+    </w:p>
+    <w:p>
+      <w:pPr>
+        <w:pStyle w:val="ListParagraph"/>
+        <w:numPr>
+          <w:ilvl w:val="0"/>
+          <w:numId w:val="2"/>
+        </w:numPr>
+        <w:spacing w:after="60"/>
+      </w:pPr>
+      <w:r>
+        <w:t>161/162 SNMP / SNMP trap</w:t>
+      </w:r>
+    </w:p>
+    <w:p>
+      <w:pPr>
+        <w:pStyle w:val="ListParagraph"/>
+        <w:numPr>
+          <w:ilvl w:val="0"/>
+          <w:numId w:val="2"/>
+        </w:numPr>
+        <w:spacing w:after="60"/>
+      </w:pPr>
+      <w:r>
+        <w:t>389 LDAP, 636 LDAPS</w:t>
+      </w:r>
+    </w:p>
+    <w:p>
+      <w:pPr>
+        <w:pStyle w:val="ListParagraph"/>
+        <w:numPr>
+          <w:ilvl w:val="0"/>
+          <w:numId w:val="2"/>
+        </w:numPr>
+        <w:spacing w:after="60"/>
+      </w:pPr>
+      <w:r>
+        <w:t>443 HTTPS</w:t>
+      </w:r>
+    </w:p>
+    <w:p>
+      <w:pPr>
+        <w:pStyle w:val="ListParagraph"/>
+        <w:numPr>
+          <w:ilvl w:val="0"/>
+          <w:numId w:val="2"/>
+        </w:numPr>
+        <w:spacing w:after="60"/>
+      </w:pPr>
+      <w:r>
+        <w:t>445 SMB — Windows file sharing (WannaCry path)</w:t>
+      </w:r>
+    </w:p>
+    <w:p>
+      <w:pPr>
+        <w:pStyle w:val="ListParagraph"/>
+        <w:numPr>
+          <w:ilvl w:val="0"/>
+          <w:numId w:val="2"/>
+        </w:numPr>
+        <w:spacing w:after="60"/>
+      </w:pPr>
+      <w:r>
+        <w:t>465/587 SMTPS</w:t>
+      </w:r>
+    </w:p>
+    <w:p>
+      <w:pPr>
+        <w:pStyle w:val="ListParagraph"/>
+        <w:numPr>
+          <w:ilvl w:val="0"/>
+          <w:numId w:val="2"/>
+        </w:numPr>
+        <w:spacing w:after="60"/>
+      </w:pPr>
+      <w:r>
+        <w:t>1433 MS SQL, 1521 Oracle, 3306 MySQL, 5432 PostgreSQL</w:t>
+      </w:r>
+    </w:p>
+    <w:p>
+      <w:pPr>
+        <w:pStyle w:val="ListParagraph"/>
+        <w:numPr>
+          <w:ilvl w:val="0"/>
+          <w:numId w:val="2"/>
+        </w:numPr>
+        <w:spacing w:after="60"/>
+      </w:pPr>
+      <w:r>
+        <w:t>3389 RDP — Remote Desktop</w:t>
+      </w:r>
+    </w:p>
+    <w:p>
+      <w:pPr>
+        <w:spacing w:after="60"/>
+      </w:pPr>
+    </w:p>
+    <w:p>
+      <w:pPr>
+        <w:spacing w:after="60"/>
+      </w:pPr>
+      <w:r>
+        <w:rPr>
+          <w:b/>
+          <w:bCs/>
+        </w:rPr>
+        <w:t>The low ports basically count up (20→25)</w:t>
+      </w:r>
+      <w:r>
+        <w:br/>
+        <w:t>FTP 20/21 → SSH 22 → Telnet 23 → (skip 24) → SMTP 25. Just chant "21, 22, 23, 25" and attach FTP-SSH-Telnet-SMTP.</w:t>
+      </w:r>
+    </w:p>
+    <w:p>
+      <w:pPr>
+        <w:spacing w:after="60"/>
+      </w:pPr>
+      <w:r>
+        <w:rPr>
+          <w:b/>
+          <w:bCs/>
+        </w:rPr>
+        <w:t>"Secure" usually means add a letter — and the secure twin clusters with its sibling</w:t>
+      </w:r>
+    </w:p>
+    <w:p>
+      <w:pPr>
+        <w:numPr>
+          <w:ilvl w:val="0"/>
+          <w:numId w:val="3"/>
+        </w:numPr>
+        <w:spacing w:after="60"/>
+      </w:pPr>
+      <w:r>
+        <w:t xml:space="preserve">HTTP </w:t>
+      </w:r>
+      <w:r>
+        <w:rPr>
+          <w:b/>
+          <w:bCs/>
+        </w:rPr>
+        <w:t>80</w:t>
+      </w:r>
+      <w:r>
+        <w:t xml:space="preserve"> → HTTPS </w:t>
+      </w:r>
+      <w:r>
+        <w:rPr>
+          <w:b/>
+          <w:bCs/>
+        </w:rPr>
+        <w:t>443</w:t>
+      </w:r>
+    </w:p>
+    <w:p>
+      <w:pPr>
+        <w:numPr>
+          <w:ilvl w:val="0"/>
+          <w:numId w:val="3"/>
+        </w:numPr>
+        <w:spacing w:after="60"/>
+      </w:pPr>
+      <w:r>
+        <w:t xml:space="preserve">FTP → SFTP just rides on SSH </w:t>
+      </w:r>
+      <w:r>
+        <w:rPr>
+          <w:b/>
+          <w:bCs/>
+        </w:rPr>
+        <w:t>22</w:t>
+      </w:r>
+      <w:r>
+        <w:t xml:space="preserve"> (no new port to learn)</w:t>
+      </w:r>
+    </w:p>
+    <w:p>
+      <w:pPr>
+        <w:numPr>
+          <w:ilvl w:val="0"/>
+          <w:numId w:val="3"/>
+        </w:numPr>
+        <w:spacing w:after="60"/>
+      </w:pPr>
+      <w:r>
+        <w:t xml:space="preserve">LDAP </w:t>
+      </w:r>
+      <w:r>
+        <w:rPr>
+          <w:b/>
+          <w:bCs/>
+        </w:rPr>
+        <w:t>389</w:t>
+      </w:r>
+      <w:r>
+        <w:t xml:space="preserve"> → LDAPS </w:t>
+      </w:r>
+      <w:r>
+        <w:rPr>
+          <w:b/>
+          <w:bCs/>
+        </w:rPr>
+        <w:t>636</w:t>
+      </w:r>
+    </w:p>
+    <w:p>
+      <w:pPr>
+        <w:numPr>
+          <w:ilvl w:val="0"/>
+          <w:numId w:val="3"/>
+        </w:numPr>
+        <w:spacing w:after="60"/>
+      </w:pPr>
+      <w:r>
+        <w:t xml:space="preserve">Mail "S" ports all bunch in the 99x range: IMAPS </w:t>
+      </w:r>
+      <w:r>
+        <w:rPr>
+          <w:b/>
+          <w:bCs/>
+        </w:rPr>
+        <w:t>993</w:t>
+      </w:r>
+      <w:r>
+        <w:t xml:space="preserve">, POP3S </w:t>
+      </w:r>
+      <w:r>
+        <w:rPr>
+          <w:b/>
+          <w:bCs/>
+        </w:rPr>
+        <w:t>995</w:t>
+      </w:r>
+      <w:r>
+        <w:t xml:space="preserve">. Trick: </w:t>
+      </w:r>
+      <w:r>
+        <w:rPr>
+          <w:b/>
+          <w:bCs/>
+        </w:rPr>
+        <w:t>I</w:t>
+      </w:r>
+      <w:r>
+        <w:t xml:space="preserve">MAP before </w:t>
+      </w:r>
+      <w:r>
+        <w:rPr>
+          <w:b/>
+          <w:bCs/>
+        </w:rPr>
+        <w:t>P</w:t>
+      </w:r>
+      <w:r>
+        <w:t>OP3, and 3 before 5 → IMAP gets 993, POP3 gets 995. The plain versions are IMAP 143 / POP3 110.</w:t>
+      </w:r>
+    </w:p>
+    <w:p>
+      <w:pPr>
+        <w:spacing w:after="60"/>
+      </w:pPr>
+      <w:r>
+        <w:rPr>
+          <w:b/>
+          <w:bCs/>
+        </w:rPr>
+        <w:t>+1 pairs (second port is always one higher)</w:t>
+      </w:r>
+    </w:p>
+    <w:p>
+      <w:pPr>
+        <w:numPr>
+          <w:ilvl w:val="0"/>
+          <w:numId w:val="4"/>
+        </w:numPr>
+        <w:spacing w:after="60"/>
+      </w:pPr>
+      <w:r>
+        <w:t xml:space="preserve">DHCP </w:t>
+      </w:r>
+      <w:r>
+        <w:rPr>
+          <w:b/>
+          <w:bCs/>
+        </w:rPr>
+        <w:t>67/68</w:t>
+      </w:r>
+    </w:p>
+    <w:p>
+      <w:pPr>
+        <w:numPr>
+          <w:ilvl w:val="0"/>
+          <w:numId w:val="4"/>
+        </w:numPr>
+        <w:spacing w:after="60"/>
+      </w:pPr>
+      <w:r>
+        <w:t xml:space="preserve">SNMP </w:t>
+      </w:r>
+      <w:r>
+        <w:rPr>
+          <w:b/>
+          <w:bCs/>
+        </w:rPr>
+        <w:t>161/162</w:t>
+      </w:r>
+      <w:r>
+        <w:t xml:space="preserve"> (162 = the trap)</w:t>
+      </w:r>
+    </w:p>
+    <w:p>
+      <w:pPr>
+        <w:spacing w:after="60"/>
+      </w:pPr>
+      <w:r>
+        <w:rPr>
+          <w:b/>
+          <w:bCs/>
+        </w:rPr>
+        <w:t>Databases — sort them and one is a gift</w:t>
+      </w:r>
+      <w:r>
+        <w:br/>
+        <w:t xml:space="preserve">PostgreSQL </w:t>
+      </w:r>
+      <w:r>
+        <w:rPr>
+          <w:b/>
+          <w:bCs/>
+        </w:rPr>
+        <w:t>5432</w:t>
+      </w:r>
+      <w:r>
+        <w:t xml:space="preserve"> is literally 5-4-3-2 counting down. The rest ascend: MS SQL </w:t>
+      </w:r>
+      <w:r>
+        <w:rPr>
+          <w:b/>
+          <w:bCs/>
+        </w:rPr>
+        <w:t>1433</w:t>
+      </w:r>
+      <w:r>
+        <w:t xml:space="preserve"> → Oracle </w:t>
+      </w:r>
+      <w:r>
+        <w:rPr>
+          <w:b/>
+          <w:bCs/>
+        </w:rPr>
+        <w:t>1521</w:t>
+      </w:r>
+      <w:r>
+        <w:t xml:space="preserve"> → MySQL </w:t>
+      </w:r>
+      <w:r>
+        <w:rPr>
+          <w:b/>
+          <w:bCs/>
+        </w:rPr>
+        <w:t>3306</w:t>
+      </w:r>
+      <w:r>
+        <w:t xml:space="preserve"> → PostgreSQL </w:t>
+      </w:r>
+      <w:r>
+        <w:rPr>
+          <w:b/>
+          <w:bCs/>
+        </w:rPr>
+        <w:t>5432</w:t>
+      </w:r>
+      <w:r>
+        <w:t>.</w:t>
+      </w:r>
+    </w:p>
+    <w:p>
+      <w:pPr>
+        <w:spacing w:after="60"/>
+      </w:pPr>
+      <w:r>
+        <w:rPr>
+          <w:b/>
+          <w:bCs/>
+        </w:rPr>
         <w:lastRenderedPageBreak/>
-        <w:t>Then data flows. FIN/ACK to close.</w:t>
-      </w:r>
-    </w:p>
-    <w:p>
-      <w:pPr>
-        <w:spacing w:before="200" w:after="100"/>
-      </w:pPr>
-      <w:r>
-        <w:rPr>
-          <w:b/>
-          <w:bCs/>
-          <w:color w:val="1F3864"/>
-          <w:sz w:val="24"/>
-          <w:szCs w:val="24"/>
-        </w:rPr>
-        <w:t>TCP vs UDP</w:t>
-      </w:r>
-    </w:p>
-    <w:p>
-      <w:pPr>
-        <w:pStyle w:val="ListParagraph"/>
-        <w:numPr>
-          <w:ilvl w:val="0"/>
-          <w:numId w:val="2"/>
-        </w:numPr>
-        <w:spacing w:after="60"/>
-      </w:pPr>
-      <w:r>
-        <w:t>TCP — connection-oriented, reliable, ordered, slower. Web (80/443), email, SSH, file transfer.</w:t>
-      </w:r>
-    </w:p>
-    <w:p>
-      <w:pPr>
-        <w:pStyle w:val="ListParagraph"/>
-        <w:numPr>
-          <w:ilvl w:val="0"/>
-          <w:numId w:val="2"/>
-        </w:numPr>
-        <w:spacing w:after="60"/>
-      </w:pPr>
-      <w:r>
-        <w:t>UDP — connectionless, best-effort, fast. DNS, VoIP, video streaming, gaming.</w:t>
-      </w:r>
-    </w:p>
-    <w:p>
-      <w:pPr>
-        <w:spacing w:before="200" w:after="100"/>
-      </w:pPr>
-      <w:r>
-        <w:rPr>
-          <w:b/>
-          <w:bCs/>
-          <w:color w:val="1F3864"/>
-          <w:sz w:val="24"/>
-          <w:szCs w:val="24"/>
-        </w:rPr>
-        <w:t>Must-know ports (memorize all of these)</w:t>
-      </w:r>
-    </w:p>
-    <w:p>
-      <w:pPr>
-        <w:pStyle w:val="ListParagraph"/>
-        <w:numPr>
-          <w:ilvl w:val="0"/>
-          <w:numId w:val="2"/>
-        </w:numPr>
-        <w:spacing w:after="60"/>
-      </w:pPr>
-      <w:r>
-        <w:t>20/21 FTP — file transfer (unencrypted)</w:t>
-      </w:r>
-    </w:p>
-    <w:p>
-      <w:pPr>
-        <w:pStyle w:val="ListParagraph"/>
-        <w:numPr>
-          <w:ilvl w:val="0"/>
-          <w:numId w:val="2"/>
-        </w:numPr>
-        <w:spacing w:after="60"/>
-      </w:pPr>
-      <w:r>
-        <w:t>22 SSH / SFTP / SCP — secure shell</w:t>
-      </w:r>
-    </w:p>
-    <w:p>
-      <w:pPr>
-        <w:pStyle w:val="ListParagraph"/>
-        <w:numPr>
-          <w:ilvl w:val="0"/>
-          <w:numId w:val="2"/>
-        </w:numPr>
-        <w:spacing w:after="60"/>
-      </w:pPr>
-      <w:r>
-        <w:t>23 Telnet — unencrypted shell (disable)</w:t>
-      </w:r>
-    </w:p>
-    <w:p>
-      <w:pPr>
-        <w:pStyle w:val="ListParagraph"/>
-        <w:numPr>
-          <w:ilvl w:val="0"/>
-          <w:numId w:val="2"/>
-        </w:numPr>
-        <w:spacing w:after="60"/>
-      </w:pPr>
-      <w:r>
-        <w:t>25 SMTP — sending mail</w:t>
-      </w:r>
-    </w:p>
-    <w:p>
-      <w:pPr>
-        <w:pStyle w:val="ListParagraph"/>
-        <w:numPr>
-          <w:ilvl w:val="0"/>
-          <w:numId w:val="2"/>
-        </w:numPr>
-        <w:spacing w:after="60"/>
-      </w:pPr>
-      <w:r>
-        <w:t>53 DNS — TCP and UDP</w:t>
-      </w:r>
-    </w:p>
-    <w:p>
-      <w:pPr>
-        <w:pStyle w:val="ListParagraph"/>
-        <w:numPr>
-          <w:ilvl w:val="0"/>
-          <w:numId w:val="2"/>
-        </w:numPr>
-        <w:spacing w:after="60"/>
-      </w:pPr>
-      <w:r>
-        <w:t>67/68 DHCP</w:t>
-      </w:r>
-    </w:p>
-    <w:p>
-      <w:pPr>
-        <w:pStyle w:val="ListParagraph"/>
-        <w:numPr>
-          <w:ilvl w:val="0"/>
-          <w:numId w:val="2"/>
-        </w:numPr>
-        <w:spacing w:after="60"/>
-      </w:pPr>
-      <w:r>
-        <w:t>69 TFTP</w:t>
-      </w:r>
-    </w:p>
-    <w:p>
-      <w:pPr>
-        <w:pStyle w:val="ListParagraph"/>
-        <w:numPr>
-          <w:ilvl w:val="0"/>
-          <w:numId w:val="2"/>
-        </w:numPr>
-        <w:spacing w:after="60"/>
-      </w:pPr>
-      <w:r>
-        <w:t>80 HTTP</w:t>
-      </w:r>
-    </w:p>
-    <w:p>
-      <w:pPr>
-        <w:pStyle w:val="ListParagraph"/>
-        <w:numPr>
-          <w:ilvl w:val="0"/>
-          <w:numId w:val="2"/>
-        </w:numPr>
-        <w:spacing w:after="60"/>
-      </w:pPr>
-      <w:r>
-        <w:t>110 POP3, 143 IMAP, 993 IMAPS, 995 POP3S</w:t>
-      </w:r>
-    </w:p>
-    <w:p>
-      <w:pPr>
-        <w:pStyle w:val="ListParagraph"/>
-        <w:numPr>
-          <w:ilvl w:val="0"/>
-          <w:numId w:val="2"/>
-        </w:numPr>
-        <w:spacing w:after="60"/>
-      </w:pPr>
-      <w:r>
-        <w:t>123 NTP — time</w:t>
-      </w:r>
-    </w:p>
-    <w:p>
-      <w:pPr>
-        <w:pStyle w:val="ListParagraph"/>
-        <w:numPr>
-          <w:ilvl w:val="0"/>
-          <w:numId w:val="2"/>
-        </w:numPr>
-        <w:spacing w:after="60"/>
-      </w:pPr>
-      <w:r>
-        <w:t>161/162 SNMP / SNMP trap</w:t>
-      </w:r>
-    </w:p>
-    <w:p>
-      <w:pPr>
-        <w:pStyle w:val="ListParagraph"/>
-        <w:numPr>
-          <w:ilvl w:val="0"/>
-          <w:numId w:val="2"/>
-        </w:numPr>
-        <w:spacing w:after="60"/>
-      </w:pPr>
-      <w:r>
-        <w:t>389 LDAP, 636 LDAPS</w:t>
-      </w:r>
-    </w:p>
-    <w:p>
-      <w:pPr>
-        <w:pStyle w:val="ListParagraph"/>
-        <w:numPr>
-          <w:ilvl w:val="0"/>
-          <w:numId w:val="2"/>
-        </w:numPr>
-        <w:spacing w:after="60"/>
-      </w:pPr>
-      <w:r>
-        <w:t>443 HTTPS</w:t>
-      </w:r>
-    </w:p>
-    <w:p>
-      <w:pPr>
-        <w:pStyle w:val="ListParagraph"/>
-        <w:numPr>
-          <w:ilvl w:val="0"/>
-          <w:numId w:val="2"/>
-        </w:numPr>
-        <w:spacing w:after="60"/>
-      </w:pPr>
-      <w:r>
-        <w:t>445 SMB — Windows file sharing (WannaCry path)</w:t>
-      </w:r>
-    </w:p>
-    <w:p>
-      <w:pPr>
-        <w:pStyle w:val="ListParagraph"/>
-        <w:numPr>
-          <w:ilvl w:val="0"/>
-          <w:numId w:val="2"/>
-        </w:numPr>
-        <w:spacing w:after="60"/>
-      </w:pPr>
-      <w:r>
-        <w:t>465/587 SMTPS</w:t>
-      </w:r>
-    </w:p>
-    <w:p>
-      <w:pPr>
-        <w:pStyle w:val="ListParagraph"/>
-        <w:numPr>
-          <w:ilvl w:val="0"/>
-          <w:numId w:val="2"/>
-        </w:numPr>
-        <w:spacing w:after="60"/>
-      </w:pPr>
-      <w:r>
-        <w:t>1433 MS SQL, 1521 Oracle, 3306 MySQL, 5432 PostgreSQL</w:t>
-      </w:r>
-    </w:p>
-    <w:p>
-      <w:pPr>
-        <w:pStyle w:val="ListParagraph"/>
-        <w:numPr>
-          <w:ilvl w:val="0"/>
-          <w:numId w:val="2"/>
-        </w:numPr>
-        <w:spacing w:after="60"/>
-      </w:pPr>
-      <w:r>
-        <w:t>3389 RDP — Remote Desktop</w:t>
-      </w:r>
+        <w:t>The "infrastructure/management" leftovers</w:t>
+      </w:r>
+      <w:r>
+        <w:br/>
+        <w:t xml:space="preserve">DNS </w:t>
+      </w:r>
+      <w:r>
+        <w:rPr>
+          <w:b/>
+          <w:bCs/>
+        </w:rPr>
+        <w:t>53</w:t>
+      </w:r>
+      <w:r>
+        <w:t xml:space="preserve"> (TCP+UDP), TFTP </w:t>
+      </w:r>
+      <w:r>
+        <w:rPr>
+          <w:b/>
+          <w:bCs/>
+        </w:rPr>
+        <w:t>69</w:t>
+      </w:r>
+      <w:r>
+        <w:t xml:space="preserve">, NTP </w:t>
+      </w:r>
+      <w:r>
+        <w:rPr>
+          <w:b/>
+          <w:bCs/>
+        </w:rPr>
+        <w:t>123</w:t>
+      </w:r>
+      <w:r>
+        <w:t xml:space="preserve">, SMB </w:t>
+      </w:r>
+      <w:r>
+        <w:rPr>
+          <w:b/>
+          <w:bCs/>
+        </w:rPr>
+        <w:t>445</w:t>
+      </w:r>
+      <w:r>
+        <w:t xml:space="preserve"> (WannaCry), RDP </w:t>
+      </w:r>
+      <w:r>
+        <w:rPr>
+          <w:b/>
+          <w:bCs/>
+        </w:rPr>
+        <w:t>3389</w:t>
+      </w:r>
+      <w:r>
+        <w:t>.</w:t>
+      </w:r>
+      <w:r>
+        <w:br/>
+        <w:t xml:space="preserve">Tie RDP to LDAP: LDAP is </w:t>
+      </w:r>
+      <w:r>
+        <w:rPr>
+          <w:b/>
+          <w:bCs/>
+        </w:rPr>
+        <w:t>389</w:t>
+      </w:r>
+      <w:r>
+        <w:t>, RDP is just "</w:t>
+      </w:r>
+      <w:r>
+        <w:rPr>
+          <w:b/>
+          <w:bCs/>
+        </w:rPr>
+        <w:t>3</w:t>
+      </w:r>
+      <w:r>
+        <w:t>389."</w:t>
+      </w:r>
+    </w:p>
+    <w:p>
+      <w:pPr>
+        <w:spacing w:after="60"/>
+      </w:pPr>
+      <w:r>
+        <w:rPr>
+          <w:b/>
+          <w:bCs/>
+        </w:rPr>
+        <w:t>One-line chant for the web/mail core:</w:t>
+      </w:r>
+      <w:r>
+        <w:t xml:space="preserve"> "80 → 443, send on 25, secure-send 465/587."</w:t>
+      </w:r>
+    </w:p>
+    <w:p>
+      <w:pPr>
+        <w:spacing w:after="60"/>
+      </w:pPr>
+    </w:p>
+    <w:p>
+      <w:pPr>
+        <w:spacing w:after="60"/>
+      </w:pPr>
     </w:p>
     <w:tbl>
       <w:tblPr>
@@ -6810,15 +6929,7 @@
               <w:spacing w:after="60"/>
             </w:pPr>
             <w:r>
-              <w:t xml:space="preserve">Remote-work rush meant thousands of RDP servers got exposed on port 3389 with weak passwords. </w:t>
-            </w:r>
-            <w:proofErr w:type="gramStart"/>
-            <w:r>
-              <w:t>Attackers</w:t>
-            </w:r>
-            <w:proofErr w:type="gramEnd"/>
-            <w:r>
-              <w:t xml:space="preserve"> brute-force in and drop ransomware. </w:t>
+              <w:t xml:space="preserve">Remote-work rush meant thousands of RDP servers got exposed on port 3389 with weak passwords. Attackers brute-force in and drop ransomware. </w:t>
             </w:r>
             <w:proofErr w:type="spellStart"/>
             <w:r>
@@ -6881,15 +6992,7 @@
         <w:spacing w:after="60"/>
       </w:pPr>
       <w:r>
-        <w:t>Packet filter (</w:t>
-      </w:r>
-      <w:proofErr w:type="gramStart"/>
-      <w:r>
-        <w:t>stateless) —</w:t>
-      </w:r>
-      <w:proofErr w:type="gramEnd"/>
-      <w:r>
-        <w:t xml:space="preserve"> header-only, fast, dumb</w:t>
+        <w:t>Packet filter (stateless) — header-only, fast, dumb</w:t>
       </w:r>
     </w:p>
     <w:p>
@@ -6915,36 +7018,20 @@
         <w:spacing w:after="60"/>
       </w:pPr>
       <w:r>
-        <w:t>Next-Gen Firewall (</w:t>
-      </w:r>
-      <w:proofErr w:type="gramStart"/>
-      <w:r>
-        <w:t>NGFW) —</w:t>
-      </w:r>
-      <w:proofErr w:type="gramEnd"/>
-      <w:r>
-        <w:t xml:space="preserve"> application-aware, can inspect TLS, integrates IPS</w:t>
-      </w:r>
-    </w:p>
-    <w:p>
-      <w:pPr>
-        <w:pStyle w:val="ListParagraph"/>
-        <w:numPr>
-          <w:ilvl w:val="0"/>
-          <w:numId w:val="2"/>
-        </w:numPr>
-        <w:spacing w:after="60"/>
-      </w:pPr>
-      <w:r>
-        <w:t>Web Application Firewall (</w:t>
-      </w:r>
-      <w:proofErr w:type="gramStart"/>
-      <w:r>
-        <w:t>WAF) —</w:t>
-      </w:r>
-      <w:proofErr w:type="gramEnd"/>
-      <w:r>
-        <w:t xml:space="preserve"> L7-specific, defends against SQLi/XSS</w:t>
+        <w:t>Next-Gen Firewall (NGFW) — application-aware, can inspect TLS, integrates IPS</w:t>
+      </w:r>
+    </w:p>
+    <w:p>
+      <w:pPr>
+        <w:pStyle w:val="ListParagraph"/>
+        <w:numPr>
+          <w:ilvl w:val="0"/>
+          <w:numId w:val="2"/>
+        </w:numPr>
+        <w:spacing w:after="60"/>
+      </w:pPr>
+      <w:r>
+        <w:t>Web Application Firewall (WAF) — L7-specific, defends against SQLi/XSS</w:t>
       </w:r>
     </w:p>
     <w:p>
@@ -6972,7 +7059,6 @@
           <w:sz w:val="24"/>
           <w:szCs w:val="24"/>
         </w:rPr>
-        <w:lastRenderedPageBreak/>
         <w:t>IDS vs IPS</w:t>
       </w:r>
     </w:p>
@@ -7149,6 +7235,7 @@
               <w:spacing w:after="60"/>
             </w:pPr>
             <w:r>
+              <w:lastRenderedPageBreak/>
               <w:t>Lesson — small, dumb devices in huge numbers can crush the strongest infrastructure. Egress filtering on home routers would have helped contain it.</w:t>
             </w:r>
           </w:p>
@@ -7160,6 +7247,7 @@
         <w:pStyle w:val="Heading2"/>
       </w:pPr>
       <w:r>
+        <w:lastRenderedPageBreak/>
         <w:t>Fri — VPNs, proxies, segmentation, VLANs, DMZ</w:t>
       </w:r>
     </w:p>
@@ -7423,25 +7511,7 @@
                 <w:bCs/>
                 <w:color w:val="1F3864"/>
               </w:rPr>
-              <w:t>REAL-WORLD SCENARIO — Target (</w:t>
-            </w:r>
-            <w:proofErr w:type="gramStart"/>
-            <w:r>
-              <w:rPr>
-                <w:b/>
-                <w:bCs/>
-                <w:color w:val="1F3864"/>
-              </w:rPr>
-              <w:t>2013) —</w:t>
-            </w:r>
-            <w:proofErr w:type="gramEnd"/>
-            <w:r>
-              <w:rPr>
-                <w:b/>
-                <w:bCs/>
-                <w:color w:val="1F3864"/>
-              </w:rPr>
-              <w:t xml:space="preserve"> segmentation was the missing control</w:t>
+              <w:t>REAL-WORLD SCENARIO — Target (2013) — segmentation was the missing control</w:t>
             </w:r>
           </w:p>
           <w:p>
@@ -7449,16 +7519,7 @@
               <w:spacing w:after="60"/>
             </w:pPr>
             <w:r>
-              <w:lastRenderedPageBreak/>
-              <w:t xml:space="preserve">Attackers stole credentials from Target's HVAC vendor in Pennsylvania, used them to access Target's vendor portal, then pivoted across a flat network to point-of-sale systems. 40 million cards </w:t>
-            </w:r>
-            <w:proofErr w:type="gramStart"/>
-            <w:r>
-              <w:t>stolen</w:t>
-            </w:r>
-            <w:proofErr w:type="gramEnd"/>
-            <w:r>
-              <w:t>.</w:t>
+              <w:t>Attackers stole credentials from Target's HVAC vendor in Pennsylvania, used them to access Target's vendor portal, then pivoted across a flat network to point-of-sale systems. 40 million cards stolen.</w:t>
             </w:r>
           </w:p>
           <w:p>
@@ -7507,7 +7568,6 @@
                 <w:bCs/>
                 <w:color w:val="1F3864"/>
               </w:rPr>
-              <w:lastRenderedPageBreak/>
               <w:t>REAL-WORLD SCENARIO — Casino fish-tank thermometer (2017)</w:t>
             </w:r>
           </w:p>
@@ -7558,6 +7618,7 @@
           <w:sz w:val="24"/>
           <w:szCs w:val="24"/>
         </w:rPr>
+        <w:lastRenderedPageBreak/>
         <w:t>10 practice problems</w:t>
       </w:r>
     </w:p>
@@ -7610,15 +7671,7 @@
         <w:spacing w:after="60"/>
       </w:pPr>
       <w:r>
-        <w:t>4. What is the broadcast address of 10.0.</w:t>
-      </w:r>
-      <w:proofErr w:type="gramStart"/>
-      <w:r>
-        <w:t>0.0</w:t>
-      </w:r>
-      <w:proofErr w:type="gramEnd"/>
-      <w:r>
-        <w:t>/22?</w:t>
+        <w:t>4. What is the broadcast address of 10.0.0.0/22?</w:t>
       </w:r>
     </w:p>
     <w:p>
@@ -7723,13 +7776,8 @@
         </w:rPr>
         <w:t xml:space="preserve">1. </w:t>
       </w:r>
-      <w:proofErr w:type="gramStart"/>
-      <w:r>
-        <w:t>255.255.255.192 — /</w:t>
-      </w:r>
-      <w:proofErr w:type="gramEnd"/>
-      <w:r>
-        <w:t>26 = 24 + 2 ones in last octet = 11000000.</w:t>
+      <w:r>
+        <w:t>255.255.255.192 — /26 = 24 + 2 ones in last octet = 11000000.</w:t>
       </w:r>
     </w:p>
     <w:p>
@@ -7808,13 +7856,8 @@
         </w:rPr>
         <w:t xml:space="preserve">5. </w:t>
       </w:r>
-      <w:proofErr w:type="gramStart"/>
-      <w:r>
-        <w:t>No — /</w:t>
-      </w:r>
-      <w:proofErr w:type="gramEnd"/>
-      <w:r>
-        <w:t>25 splits at 128. .100 in 0–127, .200 in 128–255.</w:t>
+      <w:r>
+        <w:t>No — /25 splits at 128. .100 in 0–127, .200 in 128–255.</w:t>
       </w:r>
     </w:p>
     <w:p>
@@ -7874,15 +7917,7 @@
         <w:t xml:space="preserve">8. </w:t>
       </w:r>
       <w:r>
-        <w:t>192.168.</w:t>
-      </w:r>
-      <w:proofErr w:type="gramStart"/>
-      <w:r>
-        <w:t>10.65 — /</w:t>
-      </w:r>
-      <w:proofErr w:type="gramEnd"/>
-      <w:r>
-        <w:t>27 boundaries at 0, 32, 64, 96; first usable in .64 block is .65.</w:t>
+        <w:t>192.168.10.65 — /27 boundaries at 0, 32, 64, 96; first usable in .64 block is .65.</w:t>
       </w:r>
     </w:p>
     <w:p>
@@ -7902,15 +7937,7 @@
         <w:t xml:space="preserve">9. </w:t>
       </w:r>
       <w:r>
-        <w:t>10.1.</w:t>
-      </w:r>
-      <w:proofErr w:type="gramStart"/>
-      <w:r>
-        <w:t>1.152 — /</w:t>
-      </w:r>
-      <w:proofErr w:type="gramEnd"/>
-      <w:r>
-        <w:t>29 blocks of 8: ..., 144, 152, 160. .155 is in .152 block.</w:t>
+        <w:t>10.1.1.152 — /29 blocks of 8: ..., 144, 152, 160. .155 is in .152 block.</w:t>
       </w:r>
     </w:p>
     <w:p>
@@ -7938,7 +7965,6 @@
         <w:pStyle w:val="Heading2"/>
       </w:pPr>
       <w:r>
-        <w:lastRenderedPageBreak/>
         <w:t>Sun — Network topology diagram</w:t>
       </w:r>
     </w:p>
@@ -8051,18 +8077,13 @@
         <w:spacing w:after="60"/>
       </w:pPr>
       <w:r>
-        <w:t xml:space="preserve">Commit </w:t>
-      </w:r>
-      <w:proofErr w:type="gramStart"/>
-      <w:r>
-        <w:t>the .</w:t>
+        <w:t>Commit the .</w:t>
       </w:r>
       <w:proofErr w:type="spellStart"/>
       <w:r>
         <w:t>drawio</w:t>
       </w:r>
       <w:proofErr w:type="spellEnd"/>
-      <w:proofErr w:type="gramEnd"/>
       <w:r>
         <w:t xml:space="preserve"> file AND a .</w:t>
       </w:r>
@@ -8340,15 +8361,7 @@
         <w:t xml:space="preserve">Q3. </w:t>
       </w:r>
       <w:r>
-        <w:t xml:space="preserve">Which protocol is connectionless and </w:t>
-      </w:r>
-      <w:proofErr w:type="gramStart"/>
-      <w:r>
-        <w:t>best-effort</w:t>
-      </w:r>
-      <w:proofErr w:type="gramEnd"/>
-      <w:r>
-        <w:t>?</w:t>
+        <w:t>Which protocol is connectionless and best-effort?</w:t>
       </w:r>
     </w:p>
     <w:p>
@@ -8460,13 +8473,8 @@
         <w:t xml:space="preserve">   B) </w:t>
       </w:r>
       <w:r>
-        <w:t xml:space="preserve">Tracks active connections and allows </w:t>
-      </w:r>
-      <w:proofErr w:type="gramStart"/>
-      <w:r>
-        <w:t>return traffic</w:t>
-      </w:r>
-      <w:proofErr w:type="gramEnd"/>
+        <w:t>Tracks active connections and allows return traffic</w:t>
+      </w:r>
     </w:p>
     <w:p>
       <w:pPr>
@@ -9362,15 +9370,7 @@
         <w:t xml:space="preserve">   C) </w:t>
       </w:r>
       <w:r>
-        <w:t>200.0.</w:t>
-      </w:r>
-      <w:proofErr w:type="gramStart"/>
-      <w:r>
-        <w:t>0.0</w:t>
-      </w:r>
-      <w:proofErr w:type="gramEnd"/>
-      <w:r>
-        <w:t>/16</w:t>
+        <w:t>200.0.0.0/16</w:t>
       </w:r>
     </w:p>
     <w:p>
@@ -9563,15 +9563,7 @@
         <w:t xml:space="preserve">Q18. </w:t>
       </w:r>
       <w:r>
-        <w:t xml:space="preserve">An IDS differs from an IPS in </w:t>
-      </w:r>
-      <w:proofErr w:type="gramStart"/>
-      <w:r>
-        <w:t>that an</w:t>
-      </w:r>
-      <w:proofErr w:type="gramEnd"/>
-      <w:r>
-        <w:t xml:space="preserve"> IDS:</w:t>
+        <w:t>An IDS differs from an IPS in that an IDS:</w:t>
       </w:r>
     </w:p>
     <w:p>
@@ -9586,11 +9578,9 @@
         </w:rPr>
         <w:t xml:space="preserve">   A) </w:t>
       </w:r>
-      <w:proofErr w:type="gramStart"/>
       <w:r>
         <w:t>Blocks traffic</w:t>
       </w:r>
-      <w:proofErr w:type="gramEnd"/>
     </w:p>
     <w:p>
       <w:pPr>
@@ -9796,13 +9786,8 @@
         </w:rPr>
         <w:t xml:space="preserve">   D) </w:t>
       </w:r>
-      <w:proofErr w:type="gramStart"/>
-      <w:r>
-        <w:t>Are always</w:t>
-      </w:r>
-      <w:proofErr w:type="gramEnd"/>
-      <w:r>
-        <w:t xml:space="preserve"> vendor-managed</w:t>
+      <w:r>
+        <w:t>Are always vendor-managed</w:t>
       </w:r>
     </w:p>
     <w:p>
@@ -9879,13 +9864,59 @@
         <w:t>B</w:t>
       </w:r>
       <w:r>
-        <w:t xml:space="preserve"> — UDP is connectionless. TCP is </w:t>
-      </w:r>
-      <w:proofErr w:type="gramStart"/>
-      <w:r>
-        <w:t>connection-oriented</w:t>
-      </w:r>
-      <w:proofErr w:type="gramEnd"/>
+        <w:t xml:space="preserve"> — UDP is connectionless. TCP is connection-oriented.</w:t>
+      </w:r>
+    </w:p>
+    <w:p>
+      <w:pPr>
+        <w:spacing w:after="100"/>
+      </w:pPr>
+      <w:r>
+        <w:rPr>
+          <w:b/>
+          <w:bCs/>
+          <w:color w:val="1F3864"/>
+        </w:rPr>
+        <w:t xml:space="preserve">Q4: </w:t>
+      </w:r>
+      <w:r>
+        <w:rPr>
+          <w:b/>
+          <w:bCs/>
+        </w:rPr>
+        <w:t>B</w:t>
+      </w:r>
+      <w:r>
+        <w:t xml:space="preserve"> — Stateful firewalls track connection state; return traffic is matched to the original.</w:t>
+      </w:r>
+    </w:p>
+    <w:p>
+      <w:pPr>
+        <w:spacing w:after="100"/>
+      </w:pPr>
+      <w:r>
+        <w:rPr>
+          <w:b/>
+          <w:bCs/>
+          <w:color w:val="1F3864"/>
+        </w:rPr>
+        <w:t xml:space="preserve">Q5: </w:t>
+      </w:r>
+      <w:r>
+        <w:rPr>
+          <w:b/>
+          <w:bCs/>
+        </w:rPr>
+        <w:t>B</w:t>
+      </w:r>
+      <w:r>
+        <w:t xml:space="preserve"> — 445 SMB — exploited via </w:t>
+      </w:r>
+      <w:proofErr w:type="spellStart"/>
+      <w:r>
+        <w:t>EternalBlue</w:t>
+      </w:r>
+      <w:proofErr w:type="spellEnd"/>
       <w:r>
         <w:t>.</w:t>
       </w:r>
@@ -9900,7 +9931,30 @@
           <w:bCs/>
           <w:color w:val="1F3864"/>
         </w:rPr>
-        <w:t xml:space="preserve">Q4: </w:t>
+        <w:t xml:space="preserve">Q6: </w:t>
+      </w:r>
+      <w:r>
+        <w:rPr>
+          <w:b/>
+          <w:bCs/>
+        </w:rPr>
+        <w:t>A</w:t>
+      </w:r>
+      <w:r>
+        <w:t xml:space="preserve"> — SYN → SYN-ACK → ACK is the canonical handshake.</w:t>
+      </w:r>
+    </w:p>
+    <w:p>
+      <w:pPr>
+        <w:spacing w:after="100"/>
+      </w:pPr>
+      <w:r>
+        <w:rPr>
+          <w:b/>
+          <w:bCs/>
+          <w:color w:val="1F3864"/>
+        </w:rPr>
+        <w:t xml:space="preserve">Q7: </w:t>
       </w:r>
       <w:r>
         <w:rPr>
@@ -9910,7 +9964,7 @@
         <w:t>B</w:t>
       </w:r>
       <w:r>
-        <w:t xml:space="preserve"> — Stateful firewalls track connection state; return traffic is matched to the original.</w:t>
+        <w:t xml:space="preserve"> — /29 = 8 total − 2 = 6 usable.</w:t>
       </w:r>
     </w:p>
     <w:p>
@@ -9923,7 +9977,7 @@
           <w:bCs/>
           <w:color w:val="1F3864"/>
         </w:rPr>
-        <w:t xml:space="preserve">Q5: </w:t>
+        <w:t xml:space="preserve">Q8: </w:t>
       </w:r>
       <w:r>
         <w:rPr>
@@ -9933,15 +9987,153 @@
         <w:t>B</w:t>
       </w:r>
       <w:r>
-        <w:t xml:space="preserve"> — 445 SMB — exploited via </w:t>
+        <w:t xml:space="preserve"> — Reverse proxies front-end servers — load balancing, TLS termination, hiding backends.</w:t>
+      </w:r>
+    </w:p>
+    <w:p>
+      <w:pPr>
+        <w:spacing w:after="100"/>
+      </w:pPr>
+      <w:r>
+        <w:rPr>
+          <w:b/>
+          <w:bCs/>
+          <w:color w:val="1F3864"/>
+        </w:rPr>
+        <w:t xml:space="preserve">Q9: </w:t>
+      </w:r>
+      <w:r>
+        <w:rPr>
+          <w:b/>
+          <w:bCs/>
+        </w:rPr>
+        <w:t>B</w:t>
+      </w:r>
+      <w:r>
+        <w:t xml:space="preserve"> — DMZ isolates public services from the internal network.</w:t>
+      </w:r>
+    </w:p>
+    <w:p>
+      <w:pPr>
+        <w:spacing w:after="100"/>
+      </w:pPr>
+      <w:r>
+        <w:rPr>
+          <w:b/>
+          <w:bCs/>
+          <w:color w:val="1F3864"/>
+        </w:rPr>
+        <w:t xml:space="preserve">Q10: </w:t>
+      </w:r>
+      <w:r>
+        <w:rPr>
+          <w:b/>
+          <w:bCs/>
+        </w:rPr>
+        <w:t>B</w:t>
+      </w:r>
+      <w:r>
+        <w:t xml:space="preserve"> — DNS = port 53 (UDP for queries, TCP for zone transfers / large responses).</w:t>
+      </w:r>
+    </w:p>
+    <w:p>
+      <w:pPr>
+        <w:spacing w:after="100"/>
+      </w:pPr>
+      <w:r>
+        <w:rPr>
+          <w:b/>
+          <w:bCs/>
+          <w:color w:val="1F3864"/>
+        </w:rPr>
+        <w:t xml:space="preserve">Q11: </w:t>
+      </w:r>
+      <w:r>
+        <w:rPr>
+          <w:b/>
+          <w:bCs/>
+        </w:rPr>
+        <w:t>B</w:t>
+      </w:r>
+      <w:r>
+        <w:t xml:space="preserve"> — VLANs are an L2 construct — logical separation on the same switch fabric.</w:t>
+      </w:r>
+    </w:p>
+    <w:p>
+      <w:pPr>
+        <w:spacing w:after="100"/>
+      </w:pPr>
+      <w:r>
+        <w:rPr>
+          <w:b/>
+          <w:bCs/>
+          <w:color w:val="1F3864"/>
+        </w:rPr>
+        <w:t xml:space="preserve">Q12: </w:t>
+      </w:r>
+      <w:r>
+        <w:rPr>
+          <w:b/>
+          <w:bCs/>
+        </w:rPr>
+        <w:t>B</w:t>
+      </w:r>
+      <w:r>
+        <w:t xml:space="preserve"> — Flat network let HVAC vendor creds pivot to POS — segmentation was the missing control.</w:t>
+      </w:r>
+    </w:p>
+    <w:p>
+      <w:pPr>
+        <w:spacing w:after="100"/>
+      </w:pPr>
+      <w:r>
+        <w:rPr>
+          <w:b/>
+          <w:bCs/>
+          <w:color w:val="1F3864"/>
+        </w:rPr>
+        <w:t xml:space="preserve">Q13: </w:t>
+      </w:r>
+      <w:r>
+        <w:rPr>
+          <w:b/>
+          <w:bCs/>
+        </w:rPr>
+        <w:t>B</w:t>
+      </w:r>
+      <w:r>
+        <w:t xml:space="preserve"> — /25 splits at 128; .130 falls in the 128–255 half, so 10.0.5.128/25.</w:t>
+      </w:r>
+    </w:p>
+    <w:p>
+      <w:pPr>
+        <w:spacing w:after="100"/>
+      </w:pPr>
+      <w:r>
+        <w:rPr>
+          <w:b/>
+          <w:bCs/>
+          <w:color w:val="1F3864"/>
+        </w:rPr>
+        <w:t xml:space="preserve">Q14: </w:t>
+      </w:r>
+      <w:r>
+        <w:rPr>
+          <w:b/>
+          <w:bCs/>
+        </w:rPr>
+        <w:t>B</w:t>
+      </w:r>
+      <w:r>
+        <w:t xml:space="preserve"> — Split tunnel: only traffic to </w:t>
       </w:r>
       <w:proofErr w:type="spellStart"/>
       <w:r>
-        <w:t>EternalBlue</w:t>
+        <w:t>corp</w:t>
       </w:r>
       <w:proofErr w:type="spellEnd"/>
       <w:r>
-        <w:t>.</w:t>
+        <w:t xml:space="preserve"> goes through the VPN; other traffic goes direct.</w:t>
       </w:r>
     </w:p>
     <w:p>
@@ -9954,25 +10146,17 @@
           <w:bCs/>
           <w:color w:val="1F3864"/>
         </w:rPr>
-        <w:t xml:space="preserve">Q6: </w:t>
-      </w:r>
-      <w:r>
-        <w:rPr>
-          <w:b/>
-          <w:bCs/>
-        </w:rPr>
-        <w:t>A</w:t>
-      </w:r>
-      <w:r>
-        <w:t xml:space="preserve"> — SYN → SYN-ACK → ACK is </w:t>
-      </w:r>
-      <w:proofErr w:type="gramStart"/>
-      <w:r>
-        <w:t>the</w:t>
-      </w:r>
-      <w:proofErr w:type="gramEnd"/>
-      <w:r>
-        <w:t xml:space="preserve"> canonical handshake.</w:t>
+        <w:t xml:space="preserve">Q15: </w:t>
+      </w:r>
+      <w:r>
+        <w:rPr>
+          <w:b/>
+          <w:bCs/>
+        </w:rPr>
+        <w:t>B</w:t>
+      </w:r>
+      <w:r>
+        <w:t xml:space="preserve"> — 172.16.0.0/12 is RFC 1918. 169.254/16 is link-local (APIPA).</w:t>
       </w:r>
     </w:p>
     <w:p>
@@ -9985,9 +10169,8 @@
           <w:bCs/>
           <w:color w:val="1F3864"/>
         </w:rPr>
-        <w:t xml:space="preserve">Q7: </w:t>
-      </w:r>
-      <w:proofErr w:type="gramStart"/>
+        <w:t xml:space="preserve">Q16: </w:t>
+      </w:r>
       <w:r>
         <w:rPr>
           <w:b/>
@@ -9996,11 +10179,7 @@
         <w:t>B</w:t>
       </w:r>
       <w:r>
-        <w:t xml:space="preserve"> — /</w:t>
-      </w:r>
-      <w:proofErr w:type="gramEnd"/>
-      <w:r>
-        <w:t>29 = 8 total − 2 = 6 usable.</w:t>
+        <w:t xml:space="preserve"> — WAFs inspect HTTP/HTTPS for web-app attacks.</w:t>
       </w:r>
     </w:p>
     <w:p>
@@ -10013,7 +10192,7 @@
           <w:bCs/>
           <w:color w:val="1F3864"/>
         </w:rPr>
-        <w:t xml:space="preserve">Q8: </w:t>
+        <w:t xml:space="preserve">Q17: </w:t>
       </w:r>
       <w:r>
         <w:rPr>
@@ -10023,235 +10202,7 @@
         <w:t>B</w:t>
       </w:r>
       <w:r>
-        <w:t xml:space="preserve"> — Reverse </w:t>
-      </w:r>
-      <w:proofErr w:type="gramStart"/>
-      <w:r>
-        <w:t>proxies</w:t>
-      </w:r>
-      <w:proofErr w:type="gramEnd"/>
-      <w:r>
-        <w:t xml:space="preserve"> front-end servers — load balancing, TLS termination, hiding backends.</w:t>
-      </w:r>
-    </w:p>
-    <w:p>
-      <w:pPr>
-        <w:spacing w:after="100"/>
-      </w:pPr>
-      <w:r>
-        <w:rPr>
-          <w:b/>
-          <w:bCs/>
-          <w:color w:val="1F3864"/>
-        </w:rPr>
-        <w:t xml:space="preserve">Q9: </w:t>
-      </w:r>
-      <w:r>
-        <w:rPr>
-          <w:b/>
-          <w:bCs/>
-        </w:rPr>
-        <w:t>B</w:t>
-      </w:r>
-      <w:r>
-        <w:t xml:space="preserve"> — DMZ isolates public services from the internal network.</w:t>
-      </w:r>
-    </w:p>
-    <w:p>
-      <w:pPr>
-        <w:spacing w:after="100"/>
-      </w:pPr>
-      <w:r>
-        <w:rPr>
-          <w:b/>
-          <w:bCs/>
-          <w:color w:val="1F3864"/>
-        </w:rPr>
-        <w:t xml:space="preserve">Q10: </w:t>
-      </w:r>
-      <w:r>
-        <w:rPr>
-          <w:b/>
-          <w:bCs/>
-        </w:rPr>
-        <w:t>B</w:t>
-      </w:r>
-      <w:r>
-        <w:t xml:space="preserve"> — DNS = port 53 (UDP for queries, TCP for zone transfers / large responses).</w:t>
-      </w:r>
-    </w:p>
-    <w:p>
-      <w:pPr>
-        <w:spacing w:after="100"/>
-      </w:pPr>
-      <w:r>
-        <w:rPr>
-          <w:b/>
-          <w:bCs/>
-          <w:color w:val="1F3864"/>
-        </w:rPr>
-        <w:t xml:space="preserve">Q11: </w:t>
-      </w:r>
-      <w:r>
-        <w:rPr>
-          <w:b/>
-          <w:bCs/>
-        </w:rPr>
-        <w:t>B</w:t>
-      </w:r>
-      <w:r>
-        <w:t xml:space="preserve"> — VLANs are an L2 construct — logical separation on the same switch fabric.</w:t>
-      </w:r>
-    </w:p>
-    <w:p>
-      <w:pPr>
-        <w:spacing w:after="100"/>
-      </w:pPr>
-      <w:r>
-        <w:rPr>
-          <w:b/>
-          <w:bCs/>
-          <w:color w:val="1F3864"/>
-        </w:rPr>
-        <w:t xml:space="preserve">Q12: </w:t>
-      </w:r>
-      <w:r>
-        <w:rPr>
-          <w:b/>
-          <w:bCs/>
-        </w:rPr>
-        <w:t>B</w:t>
-      </w:r>
-      <w:r>
-        <w:t xml:space="preserve"> — Flat network let HVAC vendor creds pivot to POS — segmentation was the missing control.</w:t>
-      </w:r>
-    </w:p>
-    <w:p>
-      <w:pPr>
-        <w:spacing w:after="100"/>
-      </w:pPr>
-      <w:r>
-        <w:rPr>
-          <w:b/>
-          <w:bCs/>
-          <w:color w:val="1F3864"/>
-        </w:rPr>
-        <w:t xml:space="preserve">Q13: </w:t>
-      </w:r>
-      <w:r>
-        <w:rPr>
-          <w:b/>
-          <w:bCs/>
-        </w:rPr>
-        <w:t>B</w:t>
-      </w:r>
-      <w:r>
-        <w:t xml:space="preserve"> — /25 splits at 128; .130 falls in the 128–255 half, so 10.0.5.128/25.</w:t>
-      </w:r>
-    </w:p>
-    <w:p>
-      <w:pPr>
-        <w:spacing w:after="100"/>
-      </w:pPr>
-      <w:r>
-        <w:rPr>
-          <w:b/>
-          <w:bCs/>
-          <w:color w:val="1F3864"/>
-        </w:rPr>
-        <w:t xml:space="preserve">Q14: </w:t>
-      </w:r>
-      <w:r>
-        <w:rPr>
-          <w:b/>
-          <w:bCs/>
-        </w:rPr>
-        <w:t>B</w:t>
-      </w:r>
-      <w:r>
-        <w:t xml:space="preserve"> — Split tunnel: only traffic to </w:t>
-      </w:r>
-      <w:proofErr w:type="spellStart"/>
-      <w:r>
-        <w:t>corp</w:t>
-      </w:r>
-      <w:proofErr w:type="spellEnd"/>
-      <w:r>
-        <w:t xml:space="preserve"> goes through the VPN; other traffic goes direct.</w:t>
-      </w:r>
-    </w:p>
-    <w:p>
-      <w:pPr>
-        <w:spacing w:after="100"/>
-      </w:pPr>
-      <w:r>
-        <w:rPr>
-          <w:b/>
-          <w:bCs/>
-          <w:color w:val="1F3864"/>
-        </w:rPr>
-        <w:t xml:space="preserve">Q15: </w:t>
-      </w:r>
-      <w:r>
-        <w:rPr>
-          <w:b/>
-          <w:bCs/>
-        </w:rPr>
-        <w:t>B</w:t>
-      </w:r>
-      <w:r>
-        <w:t xml:space="preserve"> — 172.16.0.0/12 is RFC 1918. 169.254/16 is link-local (APIPA).</w:t>
-      </w:r>
-    </w:p>
-    <w:p>
-      <w:pPr>
-        <w:spacing w:after="100"/>
-      </w:pPr>
-      <w:r>
-        <w:rPr>
-          <w:b/>
-          <w:bCs/>
-          <w:color w:val="1F3864"/>
-        </w:rPr>
-        <w:t xml:space="preserve">Q16: </w:t>
-      </w:r>
-      <w:r>
-        <w:rPr>
-          <w:b/>
-          <w:bCs/>
-        </w:rPr>
-        <w:t>B</w:t>
-      </w:r>
-      <w:r>
-        <w:t xml:space="preserve"> — WAFs inspect HTTP/HTTPS for web-app attacks.</w:t>
-      </w:r>
-    </w:p>
-    <w:p>
-      <w:pPr>
-        <w:spacing w:after="100"/>
-      </w:pPr>
-      <w:r>
-        <w:rPr>
-          <w:b/>
-          <w:bCs/>
-          <w:color w:val="1F3864"/>
-        </w:rPr>
-        <w:t xml:space="preserve">Q17: </w:t>
-      </w:r>
-      <w:proofErr w:type="gramStart"/>
-      <w:r>
-        <w:rPr>
-          <w:b/>
-          <w:bCs/>
-        </w:rPr>
-        <w:t>B</w:t>
-      </w:r>
-      <w:r>
-        <w:t xml:space="preserve"> — /</w:t>
-      </w:r>
-      <w:proofErr w:type="gramEnd"/>
-      <w:r>
-        <w:t>26 = 64 addresses. Block 0–63, so broadcast = .63.</w:t>
+        <w:t xml:space="preserve"> — /26 = 64 addresses. Block 0–63, so broadcast = .63.</w:t>
       </w:r>
     </w:p>
     <w:p>
@@ -10393,6 +10344,304 @@
 <file path=word/numbering.xml><?xml version="1.0" encoding="utf-8"?>
 <w:numbering xmlns:wpc="http://schemas.microsoft.com/office/word/2010/wordprocessingCanvas" xmlns:cx="http://schemas.microsoft.com/office/drawing/2014/chartex" xmlns:cx1="http://schemas.microsoft.com/office/drawing/2015/9/8/chartex" xmlns:cx2="http://schemas.microsoft.com/office/drawing/2015/10/21/chartex" xmlns:cx3="http://schemas.microsoft.com/office/drawing/2016/5/9/chartex" xmlns:cx4="http://schemas.microsoft.com/office/drawing/2016/5/10/chartex" xmlns:cx5="http://schemas.microsoft.com/office/drawing/2016/5/11/chartex" xmlns:cx6="http://schemas.microsoft.com/office/drawing/2016/5/12/chartex" xmlns:cx7="http://schemas.microsoft.com/office/drawing/2016/5/13/chartex" xmlns:cx8="http://schemas.microsoft.com/office/drawing/2016/5/14/chartex" xmlns:mc="http://schemas.openxmlformats.org/markup-compatibility/2006" xmlns:aink="http://schemas.microsoft.com/office/drawing/2016/ink" xmlns:am3d="http://schemas.microsoft.com/office/drawing/2017/model3d" xmlns:o="urn:schemas-microsoft-com:office:office" xmlns:oel="http://schemas.microsoft.com/office/2019/extlst" xmlns:r="http://schemas.openxmlformats.org/officeDocument/2006/relationships" xmlns:m="http://schemas.openxmlformats.org/officeDocument/2006/math" xmlns:v="urn:schemas-microsoft-com:vml" xmlns:wp14="http://schemas.microsoft.com/office/word/2010/wordprocessingDrawing" xmlns:wp="http://schemas.openxmlformats.org/drawingml/2006/wordprocessingDrawing" xmlns:w10="urn:schemas-microsoft-com:office:word" xmlns:w="http://schemas.openxmlformats.org/wordprocessingml/2006/main" xmlns:w14="http://schemas.microsoft.com/office/word/2010/wordml" xmlns:w15="http://schemas.microsoft.com/office/word/2012/wordml" xmlns:w16cex="http://schemas.microsoft.com/office/word/2018/wordml/cex" xmlns:w16cid="http://schemas.microsoft.com/office/word/2016/wordml/cid" xmlns:w16="http://schemas.microsoft.com/office/word/2018/wordml" xmlns:w16du="http://schemas.microsoft.com/office/word/2023/wordml/word16du" xmlns:w16sdtdh="http://schemas.microsoft.com/office/word/2020/wordml/sdtdatahash" xmlns:w16sdtfl="http://schemas.microsoft.com/office/word/2024/wordml/sdtformatlock" xmlns:w16se="http://schemas.microsoft.com/office/word/2015/wordml/symex" xmlns:wpg="http://schemas.microsoft.com/office/word/2010/wordprocessingGroup" xmlns:wpi="http://schemas.microsoft.com/office/word/2010/wordprocessingInk" xmlns:wne="http://schemas.microsoft.com/office/word/2006/wordml" xmlns:wps="http://schemas.microsoft.com/office/word/2010/wordprocessingShape" mc:Ignorable="w14 w15 w16se w16cid w16 w16cex w16sdtdh w16sdtfl w16du wp14">
   <w:abstractNum w:abstractNumId="0" w15:restartNumberingAfterBreak="0">
+    <w:nsid w:val="01DD2187"/>
+    <w:multiLevelType w:val="multilevel"/>
+    <w:tmpl w:val="BBD2EBFC"/>
+    <w:lvl w:ilvl="0">
+      <w:start w:val="1"/>
+      <w:numFmt w:val="bullet"/>
+      <w:lvlText w:val=""/>
+      <w:lvlJc w:val="left"/>
+      <w:pPr>
+        <w:tabs>
+          <w:tab w:val="num" w:pos="720"/>
+        </w:tabs>
+        <w:ind w:left="720" w:hanging="360"/>
+      </w:pPr>
+      <w:rPr>
+        <w:rFonts w:ascii="Symbol" w:hAnsi="Symbol" w:hint="default"/>
+        <w:sz w:val="20"/>
+      </w:rPr>
+    </w:lvl>
+    <w:lvl w:ilvl="1" w:tentative="1">
+      <w:start w:val="1"/>
+      <w:numFmt w:val="bullet"/>
+      <w:lvlText w:val="o"/>
+      <w:lvlJc w:val="left"/>
+      <w:pPr>
+        <w:tabs>
+          <w:tab w:val="num" w:pos="1440"/>
+        </w:tabs>
+        <w:ind w:left="1440" w:hanging="360"/>
+      </w:pPr>
+      <w:rPr>
+        <w:rFonts w:ascii="Courier New" w:hAnsi="Courier New" w:hint="default"/>
+        <w:sz w:val="20"/>
+      </w:rPr>
+    </w:lvl>
+    <w:lvl w:ilvl="2" w:tentative="1">
+      <w:start w:val="1"/>
+      <w:numFmt w:val="bullet"/>
+      <w:lvlText w:val=""/>
+      <w:lvlJc w:val="left"/>
+      <w:pPr>
+        <w:tabs>
+          <w:tab w:val="num" w:pos="2160"/>
+        </w:tabs>
+        <w:ind w:left="2160" w:hanging="360"/>
+      </w:pPr>
+      <w:rPr>
+        <w:rFonts w:ascii="Wingdings" w:hAnsi="Wingdings" w:hint="default"/>
+        <w:sz w:val="20"/>
+      </w:rPr>
+    </w:lvl>
+    <w:lvl w:ilvl="3" w:tentative="1">
+      <w:start w:val="1"/>
+      <w:numFmt w:val="bullet"/>
+      <w:lvlText w:val=""/>
+      <w:lvlJc w:val="left"/>
+      <w:pPr>
+        <w:tabs>
+          <w:tab w:val="num" w:pos="2880"/>
+        </w:tabs>
+        <w:ind w:left="2880" w:hanging="360"/>
+      </w:pPr>
+      <w:rPr>
+        <w:rFonts w:ascii="Wingdings" w:hAnsi="Wingdings" w:hint="default"/>
+        <w:sz w:val="20"/>
+      </w:rPr>
+    </w:lvl>
+    <w:lvl w:ilvl="4" w:tentative="1">
+      <w:start w:val="1"/>
+      <w:numFmt w:val="bullet"/>
+      <w:lvlText w:val=""/>
+      <w:lvlJc w:val="left"/>
+      <w:pPr>
+        <w:tabs>
+          <w:tab w:val="num" w:pos="3600"/>
+        </w:tabs>
+        <w:ind w:left="3600" w:hanging="360"/>
+      </w:pPr>
+      <w:rPr>
+        <w:rFonts w:ascii="Wingdings" w:hAnsi="Wingdings" w:hint="default"/>
+        <w:sz w:val="20"/>
+      </w:rPr>
+    </w:lvl>
+    <w:lvl w:ilvl="5" w:tentative="1">
+      <w:start w:val="1"/>
+      <w:numFmt w:val="bullet"/>
+      <w:lvlText w:val=""/>
+      <w:lvlJc w:val="left"/>
+      <w:pPr>
+        <w:tabs>
+          <w:tab w:val="num" w:pos="4320"/>
+        </w:tabs>
+        <w:ind w:left="4320" w:hanging="360"/>
+      </w:pPr>
+      <w:rPr>
+        <w:rFonts w:ascii="Wingdings" w:hAnsi="Wingdings" w:hint="default"/>
+        <w:sz w:val="20"/>
+      </w:rPr>
+    </w:lvl>
+    <w:lvl w:ilvl="6" w:tentative="1">
+      <w:start w:val="1"/>
+      <w:numFmt w:val="bullet"/>
+      <w:lvlText w:val=""/>
+      <w:lvlJc w:val="left"/>
+      <w:pPr>
+        <w:tabs>
+          <w:tab w:val="num" w:pos="5040"/>
+        </w:tabs>
+        <w:ind w:left="5040" w:hanging="360"/>
+      </w:pPr>
+      <w:rPr>
+        <w:rFonts w:ascii="Wingdings" w:hAnsi="Wingdings" w:hint="default"/>
+        <w:sz w:val="20"/>
+      </w:rPr>
+    </w:lvl>
+    <w:lvl w:ilvl="7" w:tentative="1">
+      <w:start w:val="1"/>
+      <w:numFmt w:val="bullet"/>
+      <w:lvlText w:val=""/>
+      <w:lvlJc w:val="left"/>
+      <w:pPr>
+        <w:tabs>
+          <w:tab w:val="num" w:pos="5760"/>
+        </w:tabs>
+        <w:ind w:left="5760" w:hanging="360"/>
+      </w:pPr>
+      <w:rPr>
+        <w:rFonts w:ascii="Wingdings" w:hAnsi="Wingdings" w:hint="default"/>
+        <w:sz w:val="20"/>
+      </w:rPr>
+    </w:lvl>
+    <w:lvl w:ilvl="8" w:tentative="1">
+      <w:start w:val="1"/>
+      <w:numFmt w:val="bullet"/>
+      <w:lvlText w:val=""/>
+      <w:lvlJc w:val="left"/>
+      <w:pPr>
+        <w:tabs>
+          <w:tab w:val="num" w:pos="6480"/>
+        </w:tabs>
+        <w:ind w:left="6480" w:hanging="360"/>
+      </w:pPr>
+      <w:rPr>
+        <w:rFonts w:ascii="Wingdings" w:hAnsi="Wingdings" w:hint="default"/>
+        <w:sz w:val="20"/>
+      </w:rPr>
+    </w:lvl>
+  </w:abstractNum>
+  <w:abstractNum w:abstractNumId="1" w15:restartNumberingAfterBreak="0">
+    <w:nsid w:val="49DB194B"/>
+    <w:multiLevelType w:val="multilevel"/>
+    <w:tmpl w:val="F1EEF014"/>
+    <w:lvl w:ilvl="0">
+      <w:start w:val="1"/>
+      <w:numFmt w:val="bullet"/>
+      <w:lvlText w:val=""/>
+      <w:lvlJc w:val="left"/>
+      <w:pPr>
+        <w:tabs>
+          <w:tab w:val="num" w:pos="720"/>
+        </w:tabs>
+        <w:ind w:left="720" w:hanging="360"/>
+      </w:pPr>
+      <w:rPr>
+        <w:rFonts w:ascii="Symbol" w:hAnsi="Symbol" w:hint="default"/>
+        <w:sz w:val="20"/>
+      </w:rPr>
+    </w:lvl>
+    <w:lvl w:ilvl="1" w:tentative="1">
+      <w:start w:val="1"/>
+      <w:numFmt w:val="bullet"/>
+      <w:lvlText w:val="o"/>
+      <w:lvlJc w:val="left"/>
+      <w:pPr>
+        <w:tabs>
+          <w:tab w:val="num" w:pos="1440"/>
+        </w:tabs>
+        <w:ind w:left="1440" w:hanging="360"/>
+      </w:pPr>
+      <w:rPr>
+        <w:rFonts w:ascii="Courier New" w:hAnsi="Courier New" w:hint="default"/>
+        <w:sz w:val="20"/>
+      </w:rPr>
+    </w:lvl>
+    <w:lvl w:ilvl="2" w:tentative="1">
+      <w:start w:val="1"/>
+      <w:numFmt w:val="bullet"/>
+      <w:lvlText w:val=""/>
+      <w:lvlJc w:val="left"/>
+      <w:pPr>
+        <w:tabs>
+          <w:tab w:val="num" w:pos="2160"/>
+        </w:tabs>
+        <w:ind w:left="2160" w:hanging="360"/>
+      </w:pPr>
+      <w:rPr>
+        <w:rFonts w:ascii="Wingdings" w:hAnsi="Wingdings" w:hint="default"/>
+        <w:sz w:val="20"/>
+      </w:rPr>
+    </w:lvl>
+    <w:lvl w:ilvl="3" w:tentative="1">
+      <w:start w:val="1"/>
+      <w:numFmt w:val="bullet"/>
+      <w:lvlText w:val=""/>
+      <w:lvlJc w:val="left"/>
+      <w:pPr>
+        <w:tabs>
+          <w:tab w:val="num" w:pos="2880"/>
+        </w:tabs>
+        <w:ind w:left="2880" w:hanging="360"/>
+      </w:pPr>
+      <w:rPr>
+        <w:rFonts w:ascii="Wingdings" w:hAnsi="Wingdings" w:hint="default"/>
+        <w:sz w:val="20"/>
+      </w:rPr>
+    </w:lvl>
+    <w:lvl w:ilvl="4" w:tentative="1">
+      <w:start w:val="1"/>
+      <w:numFmt w:val="bullet"/>
+      <w:lvlText w:val=""/>
+      <w:lvlJc w:val="left"/>
+      <w:pPr>
+        <w:tabs>
+          <w:tab w:val="num" w:pos="3600"/>
+        </w:tabs>
+        <w:ind w:left="3600" w:hanging="360"/>
+      </w:pPr>
+      <w:rPr>
+        <w:rFonts w:ascii="Wingdings" w:hAnsi="Wingdings" w:hint="default"/>
+        <w:sz w:val="20"/>
+      </w:rPr>
+    </w:lvl>
+    <w:lvl w:ilvl="5" w:tentative="1">
+      <w:start w:val="1"/>
+      <w:numFmt w:val="bullet"/>
+      <w:lvlText w:val=""/>
+      <w:lvlJc w:val="left"/>
+      <w:pPr>
+        <w:tabs>
+          <w:tab w:val="num" w:pos="4320"/>
+        </w:tabs>
+        <w:ind w:left="4320" w:hanging="360"/>
+      </w:pPr>
+      <w:rPr>
+        <w:rFonts w:ascii="Wingdings" w:hAnsi="Wingdings" w:hint="default"/>
+        <w:sz w:val="20"/>
+      </w:rPr>
+    </w:lvl>
+    <w:lvl w:ilvl="6" w:tentative="1">
+      <w:start w:val="1"/>
+      <w:numFmt w:val="bullet"/>
+      <w:lvlText w:val=""/>
+      <w:lvlJc w:val="left"/>
+      <w:pPr>
+        <w:tabs>
+          <w:tab w:val="num" w:pos="5040"/>
+        </w:tabs>
+        <w:ind w:left="5040" w:hanging="360"/>
+      </w:pPr>
+      <w:rPr>
+        <w:rFonts w:ascii="Wingdings" w:hAnsi="Wingdings" w:hint="default"/>
+        <w:sz w:val="20"/>
+      </w:rPr>
+    </w:lvl>
+    <w:lvl w:ilvl="7" w:tentative="1">
+      <w:start w:val="1"/>
+      <w:numFmt w:val="bullet"/>
+      <w:lvlText w:val=""/>
+      <w:lvlJc w:val="left"/>
+      <w:pPr>
+        <w:tabs>
+          <w:tab w:val="num" w:pos="5760"/>
+        </w:tabs>
+        <w:ind w:left="5760" w:hanging="360"/>
+      </w:pPr>
+      <w:rPr>
+        <w:rFonts w:ascii="Wingdings" w:hAnsi="Wingdings" w:hint="default"/>
+        <w:sz w:val="20"/>
+      </w:rPr>
+    </w:lvl>
+    <w:lvl w:ilvl="8" w:tentative="1">
+      <w:start w:val="1"/>
+      <w:numFmt w:val="bullet"/>
+      <w:lvlText w:val=""/>
+      <w:lvlJc w:val="left"/>
+      <w:pPr>
+        <w:tabs>
+          <w:tab w:val="num" w:pos="6480"/>
+        </w:tabs>
+        <w:ind w:left="6480" w:hanging="360"/>
+      </w:pPr>
+      <w:rPr>
+        <w:rFonts w:ascii="Wingdings" w:hAnsi="Wingdings" w:hint="default"/>
+        <w:sz w:val="20"/>
+      </w:rPr>
+    </w:lvl>
+  </w:abstractNum>
+  <w:abstractNum w:abstractNumId="2" w15:restartNumberingAfterBreak="0">
     <w:nsid w:val="57E23877"/>
     <w:multiLevelType w:val="hybridMultilevel"/>
     <w:tmpl w:val="F5289554"/>
@@ -10450,7 +10699,7 @@
       <w:lvlJc w:val="left"/>
     </w:lvl>
   </w:abstractNum>
-  <w:abstractNum w:abstractNumId="1" w15:restartNumberingAfterBreak="0">
+  <w:abstractNum w:abstractNumId="3" w15:restartNumberingAfterBreak="0">
     <w:nsid w:val="7D9224DE"/>
     <w:multiLevelType w:val="hybridMultilevel"/>
     <w:tmpl w:val="988A4C78"/>
@@ -10537,16 +10786,22 @@
     </w:lvl>
   </w:abstractNum>
   <w:num w:numId="1" w16cid:durableId="275525564">
-    <w:abstractNumId w:val="1"/>
+    <w:abstractNumId w:val="3"/>
     <w:lvlOverride w:ilvl="0">
       <w:startOverride w:val="1"/>
     </w:lvlOverride>
   </w:num>
   <w:num w:numId="2" w16cid:durableId="1247569534">
-    <w:abstractNumId w:val="0"/>
+    <w:abstractNumId w:val="2"/>
     <w:lvlOverride w:ilvl="0">
       <w:startOverride w:val="1"/>
     </w:lvlOverride>
+  </w:num>
+  <w:num w:numId="3" w16cid:durableId="1978879394">
+    <w:abstractNumId w:val="1"/>
+  </w:num>
+  <w:num w:numId="4" w16cid:durableId="1807776049">
+    <w:abstractNumId w:val="0"/>
   </w:num>
 </w:numbering>
 </file>
@@ -11040,7 +11295,6 @@
   <w:style w:type="character" w:default="1" w:styleId="DefaultParagraphFont">
     <w:name w:val="Default Paragraph Font"/>
     <w:uiPriority w:val="1"/>
-    <w:semiHidden/>
     <w:unhideWhenUsed/>
   </w:style>
   <w:style w:type="table" w:default="1" w:styleId="TableNormal">

--- a/02-networking-for-security/notes/Cybersecurity_Month1_Weeks_1_and_2.docx
+++ b/02-networking-for-security/notes/Cybersecurity_Month1_Weeks_1_and_2.docx
@@ -1136,7 +1136,25 @@
                 <w:bCs/>
                 <w:color w:val="1F3864"/>
               </w:rPr>
-              <w:t>REAL-WORLD SCENARIO — Equifax (2017) — CIA in action</w:t>
+              <w:t>REAL-WORLD SCENARIO — Equifax (</w:t>
+            </w:r>
+            <w:proofErr w:type="gramStart"/>
+            <w:r>
+              <w:rPr>
+                <w:b/>
+                <w:bCs/>
+                <w:color w:val="1F3864"/>
+              </w:rPr>
+              <w:t>2017) —</w:t>
+            </w:r>
+            <w:proofErr w:type="gramEnd"/>
+            <w:r>
+              <w:rPr>
+                <w:b/>
+                <w:bCs/>
+                <w:color w:val="1F3864"/>
+              </w:rPr>
+              <w:t xml:space="preserve"> CIA in action</w:t>
             </w:r>
           </w:p>
           <w:p>
@@ -1197,7 +1215,15 @@
         <w:spacing w:after="60"/>
       </w:pPr>
       <w:r>
-        <w:t>Unskilled attacker (script kiddie) — uses pre-built tools, opportunistic targets</w:t>
+        <w:t xml:space="preserve">Unskilled attacker (script </w:t>
+      </w:r>
+      <w:proofErr w:type="gramStart"/>
+      <w:r>
+        <w:t>kiddie) —</w:t>
+      </w:r>
+      <w:proofErr w:type="gramEnd"/>
+      <w:r>
+        <w:t xml:space="preserve"> uses pre-built tools, opportunistic targets</w:t>
       </w:r>
     </w:p>
     <w:p>
@@ -1257,7 +1283,15 @@
         <w:spacing w:after="60"/>
       </w:pPr>
       <w:r>
-        <w:t>Shadow IT — internal staff using unauthorized tools (not malicious, but creates risk)</w:t>
+        <w:t xml:space="preserve">Shadow IT — internal staff using unauthorized tools (not malicious, but </w:t>
+      </w:r>
+      <w:proofErr w:type="gramStart"/>
+      <w:r>
+        <w:t>creates</w:t>
+      </w:r>
+      <w:proofErr w:type="gramEnd"/>
+      <w:r>
+        <w:t xml:space="preserve"> risk)</w:t>
       </w:r>
     </w:p>
     <w:p>
@@ -1391,7 +1425,25 @@
                 <w:bCs/>
                 <w:color w:val="1F3864"/>
               </w:rPr>
-              <w:t>REAL-WORLD SCENARIO — Colonial Pipeline (2021) — organized crime + insider weakness</w:t>
+              <w:t>REAL-WORLD SCENARIO — Colonial Pipeline (</w:t>
+            </w:r>
+            <w:proofErr w:type="gramStart"/>
+            <w:r>
+              <w:rPr>
+                <w:b/>
+                <w:bCs/>
+                <w:color w:val="1F3864"/>
+              </w:rPr>
+              <w:t>2021) —</w:t>
+            </w:r>
+            <w:proofErr w:type="gramEnd"/>
+            <w:r>
+              <w:rPr>
+                <w:b/>
+                <w:bCs/>
+                <w:color w:val="1F3864"/>
+              </w:rPr>
+              <w:t xml:space="preserve"> organized crime + insider weakness</w:t>
             </w:r>
           </w:p>
           <w:p>
@@ -1506,7 +1558,15 @@
         <w:spacing w:after="60"/>
       </w:pPr>
       <w:r>
-        <w:t>Voice call (vishing) — phone-based social engineering</w:t>
+        <w:t>Voice call (</w:t>
+      </w:r>
+      <w:proofErr w:type="gramStart"/>
+      <w:r>
+        <w:t>vishing) —</w:t>
+      </w:r>
+      <w:proofErr w:type="gramEnd"/>
+      <w:r>
+        <w:t xml:space="preserve"> phone-based social engineering</w:t>
       </w:r>
     </w:p>
     <w:p>
@@ -1651,8 +1711,13 @@
         <w:spacing w:after="60"/>
       </w:pPr>
       <w:r>
-        <w:t>Watering hole — compromise a site target visits</w:t>
-      </w:r>
+        <w:t xml:space="preserve">Watering hole — compromise a site target </w:t>
+      </w:r>
+      <w:proofErr w:type="gramStart"/>
+      <w:r>
+        <w:t>visits</w:t>
+      </w:r>
+      <w:proofErr w:type="gramEnd"/>
     </w:p>
     <w:p>
       <w:pPr>
@@ -1784,7 +1849,23 @@
               <w:spacing w:after="60"/>
             </w:pPr>
             <w:r>
-              <w:t>Lesson — your security is bounded by your weakest third-party dependency. Build a software bill of materials (SBOM) so you know what you actually have.</w:t>
+              <w:t xml:space="preserve">Lesson — your security is </w:t>
+            </w:r>
+            <w:proofErr w:type="gramStart"/>
+            <w:r>
+              <w:t>bounded</w:t>
+            </w:r>
+            <w:proofErr w:type="gramEnd"/>
+            <w:r>
+              <w:t xml:space="preserve"> by your weakest third-party dependency. Build a software bill of materials (SBOM) so you know what you </w:t>
+            </w:r>
+            <w:proofErr w:type="gramStart"/>
+            <w:r>
+              <w:t>actually have</w:t>
+            </w:r>
+            <w:proofErr w:type="gramEnd"/>
+            <w:r>
+              <w:t>.</w:t>
             </w:r>
           </w:p>
         </w:tc>
@@ -2072,7 +2153,25 @@
                 <w:bCs/>
                 <w:color w:val="1F3864"/>
               </w:rPr>
-              <w:t>REAL-WORLD SCENARIO — Log4Shell (CVE-2021-44228) — zero-day at internet scale</w:t>
+              <w:t>REAL-WORLD SCENARIO — Log4Shell (CVE-2021-</w:t>
+            </w:r>
+            <w:proofErr w:type="gramStart"/>
+            <w:r>
+              <w:rPr>
+                <w:b/>
+                <w:bCs/>
+                <w:color w:val="1F3864"/>
+              </w:rPr>
+              <w:t>44228) —</w:t>
+            </w:r>
+            <w:proofErr w:type="gramEnd"/>
+            <w:r>
+              <w:rPr>
+                <w:b/>
+                <w:bCs/>
+                <w:color w:val="1F3864"/>
+              </w:rPr>
+              <w:t xml:space="preserve"> zero-day at internet scale</w:t>
             </w:r>
           </w:p>
           <w:p>
@@ -2415,7 +2514,25 @@
                 <w:bCs/>
                 <w:color w:val="1F3864"/>
               </w:rPr>
-              <w:t>REAL-WORLD SCENARIO — WannaCry (2017) — worm + ransomware = catastrophe</w:t>
+              <w:t>REAL-WORLD SCENARIO — WannaCry (</w:t>
+            </w:r>
+            <w:proofErr w:type="gramStart"/>
+            <w:r>
+              <w:rPr>
+                <w:b/>
+                <w:bCs/>
+                <w:color w:val="1F3864"/>
+              </w:rPr>
+              <w:t>2017) —</w:t>
+            </w:r>
+            <w:proofErr w:type="gramEnd"/>
+            <w:r>
+              <w:rPr>
+                <w:b/>
+                <w:bCs/>
+                <w:color w:val="1F3864"/>
+              </w:rPr>
+              <w:t xml:space="preserve"> worm + ransomware = catastrophe</w:t>
             </w:r>
           </w:p>
           <w:p>
@@ -2600,7 +2717,15 @@
               <w:spacing w:after="60"/>
             </w:pPr>
             <w:r>
-              <w:t>Don't take notes the first pass. Re-watch and pause on what matters.</w:t>
+              <w:t xml:space="preserve">Don't take </w:t>
+            </w:r>
+            <w:proofErr w:type="gramStart"/>
+            <w:r>
+              <w:t>notes</w:t>
+            </w:r>
+            <w:proofErr w:type="gramEnd"/>
+            <w:r>
+              <w:t xml:space="preserve"> the first pass. Re-watch and pause on what matters.</w:t>
             </w:r>
           </w:p>
           <w:p>
@@ -2835,7 +2960,15 @@
         <w:t xml:space="preserve">   B) </w:t>
       </w:r>
       <w:r>
-        <w:t>Availability primarily; also confidentiality in modern variants</w:t>
+        <w:t xml:space="preserve">Availability primarily; </w:t>
+      </w:r>
+      <w:proofErr w:type="gramStart"/>
+      <w:r>
+        <w:t>also</w:t>
+      </w:r>
+      <w:proofErr w:type="gramEnd"/>
+      <w:r>
+        <w:t xml:space="preserve"> confidentiality in modern variants</w:t>
       </w:r>
     </w:p>
     <w:p>
@@ -3203,7 +3336,23 @@
         <w:t xml:space="preserve">Q8. </w:t>
       </w:r>
       <w:r>
-        <w:t>An organization keeps Windows Server 2008 running because a legacy app needs it, and adds extra monitoring around it. The extra monitoring is what type of control?</w:t>
+        <w:t xml:space="preserve">An organization keeps Windows Server 2008 running because a legacy app needs </w:t>
+      </w:r>
+      <w:proofErr w:type="gramStart"/>
+      <w:r>
+        <w:t>it, and</w:t>
+      </w:r>
+      <w:proofErr w:type="gramEnd"/>
+      <w:r>
+        <w:t xml:space="preserve"> adds extra monitoring around it. </w:t>
+      </w:r>
+      <w:proofErr w:type="gramStart"/>
+      <w:r>
+        <w:t>The extra monitoring is what type of control</w:t>
+      </w:r>
+      <w:proofErr w:type="gramEnd"/>
+      <w:r>
+        <w:t>?</w:t>
       </w:r>
     </w:p>
     <w:p>
@@ -4085,7 +4234,15 @@
         <w:t xml:space="preserve">Q19. </w:t>
       </w:r>
       <w:r>
-        <w:t>An attacker steals data and threatens publication unless paid, but doesn't encrypt anything. This is:</w:t>
+        <w:t xml:space="preserve">An attacker steals data and threatens publication unless </w:t>
+      </w:r>
+      <w:proofErr w:type="gramStart"/>
+      <w:r>
+        <w:t>paid, but</w:t>
+      </w:r>
+      <w:proofErr w:type="gramEnd"/>
+      <w:r>
+        <w:t xml:space="preserve"> doesn't encrypt anything. This is:</w:t>
       </w:r>
     </w:p>
     <w:p>
@@ -4288,7 +4445,15 @@
         <w:t>C</w:t>
       </w:r>
       <w:r>
-        <w:t xml:space="preserve"> — Non-repudiation — signed = you can't deny it was you. It also provides authentication and integrity.</w:t>
+        <w:t xml:space="preserve"> — </w:t>
+      </w:r>
+      <w:proofErr w:type="gramStart"/>
+      <w:r>
+        <w:t>Non-repudiation</w:t>
+      </w:r>
+      <w:proofErr w:type="gramEnd"/>
+      <w:r>
+        <w:t xml:space="preserve"> — signed = you can't deny it was you. It also provides authentication and integrity.</w:t>
       </w:r>
     </w:p>
     <w:p>
@@ -4416,7 +4581,16 @@
           <w:bCs/>
           <w:color w:val="1F3864"/>
         </w:rPr>
-        <w:t xml:space="preserve">Q8: </w:t>
+        <w:t>Q8</w:t>
+      </w:r>
+      <w:proofErr w:type="gramStart"/>
+      <w:r>
+        <w:rPr>
+          <w:b/>
+          <w:bCs/>
+          <w:color w:val="1F3864"/>
+        </w:rPr>
+        <w:t xml:space="preserve">: </w:t>
       </w:r>
       <w:r>
         <w:rPr>
@@ -4426,7 +4600,11 @@
         <w:t>C</w:t>
       </w:r>
       <w:r>
-        <w:t xml:space="preserve"> — Compensating controls substitute when the primary control isn't feasible.</w:t>
+        <w:t xml:space="preserve"> —</w:t>
+      </w:r>
+      <w:proofErr w:type="gramEnd"/>
+      <w:r>
+        <w:t xml:space="preserve"> Compensating controls substitute when the primary control isn't feasible.</w:t>
       </w:r>
     </w:p>
     <w:p>
@@ -4441,6 +4619,7 @@
         </w:rPr>
         <w:t xml:space="preserve">Q9: </w:t>
       </w:r>
+      <w:proofErr w:type="gramStart"/>
       <w:r>
         <w:rPr>
           <w:b/>
@@ -4449,7 +4628,11 @@
         <w:t>D</w:t>
       </w:r>
       <w:r>
-        <w:t xml:space="preserve"> — "Patching schedule compliance" is a control objective, not a threat-actor motivation.</w:t>
+        <w:t xml:space="preserve"> — "</w:t>
+      </w:r>
+      <w:proofErr w:type="gramEnd"/>
+      <w:r>
+        <w:t>Patching schedule compliance" is a control objective, not a threat-actor motivation.</w:t>
       </w:r>
     </w:p>
     <w:p>
@@ -4765,7 +4948,15 @@
         <w:spacing w:after="120"/>
       </w:pPr>
       <w:r>
-        <w:t>Understand how data actually moves on a network, so you can spot where attackers slip in and where defenses go. By Sunday you should be able to sketch a small corporate network, explain what each control protects against, and solve basic subnetting problems on paper without a calculator.</w:t>
+        <w:t xml:space="preserve">Understand how data </w:t>
+      </w:r>
+      <w:proofErr w:type="gramStart"/>
+      <w:r>
+        <w:t>actually moves</w:t>
+      </w:r>
+      <w:proofErr w:type="gramEnd"/>
+      <w:r>
+        <w:t xml:space="preserve"> on a network, so you can spot where attackers slip in and where defenses go. By Sunday you should be able to sketch a small corporate network, explain what each control protects against, and solve basic subnetting problems on paper without a calculator.</w:t>
       </w:r>
     </w:p>
     <w:p>
@@ -5558,8 +5749,16 @@
         <w:rPr>
           <w:color w:val="00B050"/>
         </w:rPr>
-        <w:t>L7 Application — HTTP, HTTPS, DNS, SMTP, FTP, SSH, the apps you actually use</w:t>
-      </w:r>
+        <w:t xml:space="preserve">L7 Application — HTTP, HTTPS, DNS, SMTP, FTP, SSH, the apps you </w:t>
+      </w:r>
+      <w:proofErr w:type="gramStart"/>
+      <w:r>
+        <w:rPr>
+          <w:color w:val="00B050"/>
+        </w:rPr>
+        <w:t>actually use</w:t>
+      </w:r>
+      <w:proofErr w:type="gramEnd"/>
     </w:p>
     <w:p>
       <w:pPr>
@@ -5701,7 +5900,15 @@
       </w:pPr>
       <w:r>
         <w:lastRenderedPageBreak/>
-        <w:t>Top-down: All People Seem To Need Data Processing</w:t>
+        <w:t xml:space="preserve">Top-down: All People Seem </w:t>
+      </w:r>
+      <w:proofErr w:type="gramStart"/>
+      <w:r>
+        <w:t>To</w:t>
+      </w:r>
+      <w:proofErr w:type="gramEnd"/>
+      <w:r>
+        <w:t xml:space="preserve"> Need Data Processing</w:t>
       </w:r>
     </w:p>
     <w:p>
@@ -5840,8 +6047,14 @@
           <w:numId w:val="2"/>
         </w:numPr>
         <w:spacing w:after="60"/>
-      </w:pPr>
-      <w:r>
+        <w:rPr>
+          <w:color w:val="00B050"/>
+        </w:rPr>
+      </w:pPr>
+      <w:r>
+        <w:rPr>
+          <w:color w:val="00B050"/>
+        </w:rPr>
         <w:t>Hub — repeats every signal to every port (L1, mostly extinct)</w:t>
       </w:r>
     </w:p>
@@ -5853,8 +6066,14 @@
           <w:numId w:val="2"/>
         </w:numPr>
         <w:spacing w:after="60"/>
-      </w:pPr>
-      <w:r>
+        <w:rPr>
+          <w:color w:val="00B050"/>
+        </w:rPr>
+      </w:pPr>
+      <w:r>
+        <w:rPr>
+          <w:color w:val="00B050"/>
+        </w:rPr>
         <w:t>Switch — forwards frames by MAC (L2)</w:t>
       </w:r>
     </w:p>
@@ -5866,8 +6085,14 @@
           <w:numId w:val="2"/>
         </w:numPr>
         <w:spacing w:after="60"/>
-      </w:pPr>
-      <w:r>
+        <w:rPr>
+          <w:color w:val="00B050"/>
+        </w:rPr>
+      </w:pPr>
+      <w:r>
+        <w:rPr>
+          <w:color w:val="00B050"/>
+        </w:rPr>
         <w:t>Router — forwards packets by IP (L3)</w:t>
       </w:r>
     </w:p>
@@ -5879,8 +6104,14 @@
           <w:numId w:val="2"/>
         </w:numPr>
         <w:spacing w:after="60"/>
-      </w:pPr>
-      <w:r>
+        <w:rPr>
+          <w:color w:val="00B050"/>
+        </w:rPr>
+      </w:pPr>
+      <w:r>
+        <w:rPr>
+          <w:color w:val="00B050"/>
+        </w:rPr>
         <w:t>Firewall — filters by rules (L3–L7 depending on type)</w:t>
       </w:r>
     </w:p>
@@ -5892,9 +6123,29 @@
           <w:numId w:val="2"/>
         </w:numPr>
         <w:spacing w:after="60"/>
-      </w:pPr>
-      <w:r>
-        <w:t>Access Point (AP) — bridges wireless to wired</w:t>
+        <w:rPr>
+          <w:color w:val="00B050"/>
+        </w:rPr>
+      </w:pPr>
+      <w:r>
+        <w:rPr>
+          <w:color w:val="00B050"/>
+        </w:rPr>
+        <w:t>Access Point (</w:t>
+      </w:r>
+      <w:proofErr w:type="gramStart"/>
+      <w:r>
+        <w:rPr>
+          <w:color w:val="00B050"/>
+        </w:rPr>
+        <w:t>AP) —</w:t>
+      </w:r>
+      <w:proofErr w:type="gramEnd"/>
+      <w:r>
+        <w:rPr>
+          <w:color w:val="00B050"/>
+        </w:rPr>
+        <w:t xml:space="preserve"> bridges wireless to wired</w:t>
       </w:r>
     </w:p>
     <w:p>
@@ -5982,52 +6233,9 @@
           <w:sz w:val="24"/>
           <w:szCs w:val="24"/>
         </w:rPr>
-        <w:t>Private IP ranges (RFC 1918) — memorize</w:t>
-      </w:r>
-    </w:p>
-    <w:p>
-      <w:pPr>
-        <w:pStyle w:val="ListParagraph"/>
-        <w:numPr>
-          <w:ilvl w:val="0"/>
-          <w:numId w:val="2"/>
-        </w:numPr>
-        <w:spacing w:after="60"/>
-      </w:pPr>
-      <w:r>
-        <w:t>10.0.0.0/8 — 10.x.x.x</w:t>
-      </w:r>
-    </w:p>
-    <w:p>
-      <w:pPr>
-        <w:pStyle w:val="ListParagraph"/>
-        <w:numPr>
-          <w:ilvl w:val="0"/>
-          <w:numId w:val="2"/>
-        </w:numPr>
-        <w:spacing w:after="60"/>
-      </w:pPr>
-      <w:r>
-        <w:t>172.16.0.0/12 — 172.16.x.x through 172.31.x.x</w:t>
-      </w:r>
-    </w:p>
-    <w:p>
-      <w:pPr>
-        <w:pStyle w:val="ListParagraph"/>
-        <w:numPr>
-          <w:ilvl w:val="0"/>
-          <w:numId w:val="2"/>
-        </w:numPr>
-        <w:spacing w:after="60"/>
-      </w:pPr>
-      <w:r>
-        <w:t>192.168.0.0/16 — 192.168.x.x</w:t>
-      </w:r>
-    </w:p>
-    <w:p>
-      <w:pPr>
-        <w:spacing w:before="200" w:after="100"/>
-      </w:pPr>
+        <w:t xml:space="preserve">Private IP ranges (RFC </w:t>
+      </w:r>
+      <w:proofErr w:type="gramStart"/>
       <w:r>
         <w:rPr>
           <w:b/>
@@ -6036,128 +6244,9 @@
           <w:sz w:val="24"/>
           <w:szCs w:val="24"/>
         </w:rPr>
-        <w:t>Subnet sizes you should know cold</w:t>
-      </w:r>
-    </w:p>
-    <w:p>
-      <w:pPr>
-        <w:pStyle w:val="ListParagraph"/>
-        <w:numPr>
-          <w:ilvl w:val="0"/>
-          <w:numId w:val="2"/>
-        </w:numPr>
-        <w:spacing w:after="60"/>
-      </w:pPr>
-      <w:r>
-        <w:t xml:space="preserve">/30 = 4 </w:t>
-      </w:r>
-      <w:proofErr w:type="spellStart"/>
-      <w:r>
-        <w:t>addrs</w:t>
-      </w:r>
-      <w:proofErr w:type="spellEnd"/>
-      <w:r>
-        <w:t xml:space="preserve"> (2 usable) — point-to-point links</w:t>
-      </w:r>
-    </w:p>
-    <w:p>
-      <w:pPr>
-        <w:pStyle w:val="ListParagraph"/>
-        <w:numPr>
-          <w:ilvl w:val="0"/>
-          <w:numId w:val="2"/>
-        </w:numPr>
-        <w:spacing w:after="60"/>
-      </w:pPr>
-      <w:r>
-        <w:t xml:space="preserve">/29 = 8 </w:t>
-      </w:r>
-      <w:proofErr w:type="spellStart"/>
-      <w:r>
-        <w:t>addrs</w:t>
-      </w:r>
-      <w:proofErr w:type="spellEnd"/>
-      <w:r>
-        <w:t xml:space="preserve"> (6 usable)</w:t>
-      </w:r>
-    </w:p>
-    <w:p>
-      <w:pPr>
-        <w:pStyle w:val="ListParagraph"/>
-        <w:numPr>
-          <w:ilvl w:val="0"/>
-          <w:numId w:val="2"/>
-        </w:numPr>
-        <w:spacing w:after="60"/>
-      </w:pPr>
-      <w:r>
-        <w:t>/28 = 16 (14)</w:t>
-      </w:r>
-    </w:p>
-    <w:p>
-      <w:pPr>
-        <w:pStyle w:val="ListParagraph"/>
-        <w:numPr>
-          <w:ilvl w:val="0"/>
-          <w:numId w:val="2"/>
-        </w:numPr>
-        <w:spacing w:after="60"/>
-      </w:pPr>
-      <w:r>
-        <w:t>/27 = 32 (30)</w:t>
-      </w:r>
-    </w:p>
-    <w:p>
-      <w:pPr>
-        <w:pStyle w:val="ListParagraph"/>
-        <w:numPr>
-          <w:ilvl w:val="0"/>
-          <w:numId w:val="2"/>
-        </w:numPr>
-        <w:spacing w:after="60"/>
-      </w:pPr>
-      <w:r>
-        <w:t>/26 = 64 (62)</w:t>
-      </w:r>
-    </w:p>
-    <w:p>
-      <w:pPr>
-        <w:pStyle w:val="ListParagraph"/>
-        <w:numPr>
-          <w:ilvl w:val="0"/>
-          <w:numId w:val="2"/>
-        </w:numPr>
-        <w:spacing w:after="60"/>
-      </w:pPr>
-      <w:r>
-        <w:t>/25 = 128 (126)</w:t>
-      </w:r>
-    </w:p>
-    <w:p>
-      <w:pPr>
-        <w:pStyle w:val="ListParagraph"/>
-        <w:numPr>
-          <w:ilvl w:val="0"/>
-          <w:numId w:val="2"/>
-        </w:numPr>
-        <w:spacing w:after="60"/>
-      </w:pPr>
-      <w:r>
-        <w:t>/24 = 256 (254) — a typical small LAN</w:t>
-      </w:r>
-    </w:p>
-    <w:p>
-      <w:pPr>
-        <w:pStyle w:val="Heading2"/>
-      </w:pPr>
-      <w:r>
-        <w:t>Wed — Ports, protocols, TCP vs UDP</w:t>
-      </w:r>
-    </w:p>
-    <w:p>
-      <w:pPr>
-        <w:spacing w:before="200" w:after="100"/>
-      </w:pPr>
+        <w:t>1918) —</w:t>
+      </w:r>
+      <w:proofErr w:type="gramEnd"/>
       <w:r>
         <w:rPr>
           <w:b/>
@@ -6166,34 +6255,54 @@
           <w:sz w:val="24"/>
           <w:szCs w:val="24"/>
         </w:rPr>
-        <w:t>TCP three-way handshake (memorize)</w:t>
-      </w:r>
-    </w:p>
-    <w:p>
-      <w:pPr>
-        <w:pStyle w:val="ListParagraph"/>
-        <w:numPr>
-          <w:ilvl w:val="0"/>
-          <w:numId w:val="2"/>
-        </w:numPr>
-        <w:spacing w:after="60"/>
-      </w:pPr>
-      <w:r>
-        <w:t>SYN → SYN-ACK → ACK</w:t>
-      </w:r>
-    </w:p>
-    <w:p>
-      <w:pPr>
-        <w:pStyle w:val="ListParagraph"/>
-        <w:numPr>
-          <w:ilvl w:val="0"/>
-          <w:numId w:val="2"/>
-        </w:numPr>
-        <w:spacing w:after="60"/>
-      </w:pPr>
-      <w:r>
-        <w:lastRenderedPageBreak/>
-        <w:t>Then data flows. FIN/ACK to close.</w:t>
+        <w:t xml:space="preserve"> memorize</w:t>
+      </w:r>
+    </w:p>
+    <w:p>
+      <w:pPr>
+        <w:pStyle w:val="ListParagraph"/>
+        <w:numPr>
+          <w:ilvl w:val="0"/>
+          <w:numId w:val="2"/>
+        </w:numPr>
+        <w:spacing w:after="60"/>
+      </w:pPr>
+      <w:r>
+        <w:t>10.0.0.0/</w:t>
+      </w:r>
+      <w:proofErr w:type="gramStart"/>
+      <w:r>
+        <w:t>8 — 10.</w:t>
+      </w:r>
+      <w:proofErr w:type="gramEnd"/>
+      <w:r>
+        <w:t>x.x.x</w:t>
+      </w:r>
+    </w:p>
+    <w:p>
+      <w:pPr>
+        <w:pStyle w:val="ListParagraph"/>
+        <w:numPr>
+          <w:ilvl w:val="0"/>
+          <w:numId w:val="2"/>
+        </w:numPr>
+        <w:spacing w:after="60"/>
+      </w:pPr>
+      <w:r>
+        <w:t>172.16.0.0/12 — 172.16.x.x through 172.31.x.x</w:t>
+      </w:r>
+    </w:p>
+    <w:p>
+      <w:pPr>
+        <w:pStyle w:val="ListParagraph"/>
+        <w:numPr>
+          <w:ilvl w:val="0"/>
+          <w:numId w:val="2"/>
+        </w:numPr>
+        <w:spacing w:after="60"/>
+      </w:pPr>
+      <w:r>
+        <w:t>192.168.0.0/16 — 192.168.x.x</w:t>
       </w:r>
     </w:p>
     <w:p>
@@ -6208,39 +6317,9 @@
           <w:sz w:val="24"/>
           <w:szCs w:val="24"/>
         </w:rPr>
-        <w:t>TCP vs UDP</w:t>
-      </w:r>
-    </w:p>
-    <w:p>
-      <w:pPr>
-        <w:pStyle w:val="ListParagraph"/>
-        <w:numPr>
-          <w:ilvl w:val="0"/>
-          <w:numId w:val="2"/>
-        </w:numPr>
-        <w:spacing w:after="60"/>
-      </w:pPr>
-      <w:r>
-        <w:t>TCP — connection-oriented, reliable, ordered, slower. Web (80/443), email, SSH, file transfer.</w:t>
-      </w:r>
-    </w:p>
-    <w:p>
-      <w:pPr>
-        <w:pStyle w:val="ListParagraph"/>
-        <w:numPr>
-          <w:ilvl w:val="0"/>
-          <w:numId w:val="2"/>
-        </w:numPr>
-        <w:spacing w:after="60"/>
-      </w:pPr>
-      <w:r>
-        <w:t>UDP — connectionless, best-effort, fast. DNS, VoIP, video streaming, gaming.</w:t>
-      </w:r>
-    </w:p>
-    <w:p>
-      <w:pPr>
-        <w:spacing w:before="200" w:after="100"/>
-      </w:pPr>
+        <w:t xml:space="preserve">Subnet sizes you should know </w:t>
+      </w:r>
+      <w:proofErr w:type="gramStart"/>
       <w:r>
         <w:rPr>
           <w:b/>
@@ -6249,6 +6328,256 @@
           <w:sz w:val="24"/>
           <w:szCs w:val="24"/>
         </w:rPr>
+        <w:t>cold</w:t>
+      </w:r>
+      <w:proofErr w:type="gramEnd"/>
+    </w:p>
+    <w:p>
+      <w:pPr>
+        <w:pStyle w:val="ListParagraph"/>
+        <w:numPr>
+          <w:ilvl w:val="0"/>
+          <w:numId w:val="2"/>
+        </w:numPr>
+        <w:spacing w:after="60"/>
+      </w:pPr>
+      <w:r>
+        <w:t xml:space="preserve">/30 = 4 </w:t>
+      </w:r>
+      <w:proofErr w:type="spellStart"/>
+      <w:r>
+        <w:t>addrs</w:t>
+      </w:r>
+      <w:proofErr w:type="spellEnd"/>
+      <w:r>
+        <w:t xml:space="preserve"> (2 </w:t>
+      </w:r>
+      <w:proofErr w:type="gramStart"/>
+      <w:r>
+        <w:t>usable) —</w:t>
+      </w:r>
+      <w:proofErr w:type="gramEnd"/>
+      <w:r>
+        <w:t xml:space="preserve"> point-to-point links</w:t>
+      </w:r>
+    </w:p>
+    <w:p>
+      <w:pPr>
+        <w:pStyle w:val="ListParagraph"/>
+        <w:numPr>
+          <w:ilvl w:val="0"/>
+          <w:numId w:val="2"/>
+        </w:numPr>
+        <w:spacing w:after="60"/>
+      </w:pPr>
+      <w:r>
+        <w:t xml:space="preserve">/29 = 8 </w:t>
+      </w:r>
+      <w:proofErr w:type="spellStart"/>
+      <w:r>
+        <w:t>addrs</w:t>
+      </w:r>
+      <w:proofErr w:type="spellEnd"/>
+      <w:r>
+        <w:t xml:space="preserve"> (6 usable)</w:t>
+      </w:r>
+    </w:p>
+    <w:p>
+      <w:pPr>
+        <w:pStyle w:val="ListParagraph"/>
+        <w:numPr>
+          <w:ilvl w:val="0"/>
+          <w:numId w:val="2"/>
+        </w:numPr>
+        <w:spacing w:after="60"/>
+      </w:pPr>
+      <w:r>
+        <w:t>/28 = 16 (14)</w:t>
+      </w:r>
+    </w:p>
+    <w:p>
+      <w:pPr>
+        <w:pStyle w:val="ListParagraph"/>
+        <w:numPr>
+          <w:ilvl w:val="0"/>
+          <w:numId w:val="2"/>
+        </w:numPr>
+        <w:spacing w:after="60"/>
+      </w:pPr>
+      <w:r>
+        <w:t>/27 = 32 (30)</w:t>
+      </w:r>
+    </w:p>
+    <w:p>
+      <w:pPr>
+        <w:pStyle w:val="ListParagraph"/>
+        <w:numPr>
+          <w:ilvl w:val="0"/>
+          <w:numId w:val="2"/>
+        </w:numPr>
+        <w:spacing w:after="60"/>
+      </w:pPr>
+      <w:r>
+        <w:t>/26 = 64 (62)</w:t>
+      </w:r>
+    </w:p>
+    <w:p>
+      <w:pPr>
+        <w:pStyle w:val="ListParagraph"/>
+        <w:numPr>
+          <w:ilvl w:val="0"/>
+          <w:numId w:val="2"/>
+        </w:numPr>
+        <w:spacing w:after="60"/>
+      </w:pPr>
+      <w:r>
+        <w:t>/25 = 128 (126)</w:t>
+      </w:r>
+    </w:p>
+    <w:p>
+      <w:pPr>
+        <w:pStyle w:val="ListParagraph"/>
+        <w:numPr>
+          <w:ilvl w:val="0"/>
+          <w:numId w:val="2"/>
+        </w:numPr>
+        <w:spacing w:after="60"/>
+      </w:pPr>
+      <w:r>
+        <w:t>/24 = 256 (</w:t>
+      </w:r>
+      <w:proofErr w:type="gramStart"/>
+      <w:r>
+        <w:t>254) —</w:t>
+      </w:r>
+      <w:proofErr w:type="gramEnd"/>
+      <w:r>
+        <w:t xml:space="preserve"> a typical small LAN</w:t>
+      </w:r>
+    </w:p>
+    <w:p>
+      <w:pPr>
+        <w:pStyle w:val="Heading2"/>
+      </w:pPr>
+      <w:r>
+        <w:t xml:space="preserve">Wed — Ports, </w:t>
+      </w:r>
+      <w:proofErr w:type="gramStart"/>
+      <w:r>
+        <w:t>protocols</w:t>
+      </w:r>
+      <w:proofErr w:type="gramEnd"/>
+      <w:r>
+        <w:t>, TCP vs UDP</w:t>
+      </w:r>
+    </w:p>
+    <w:p>
+      <w:pPr>
+        <w:spacing w:before="200" w:after="100"/>
+      </w:pPr>
+      <w:r>
+        <w:rPr>
+          <w:b/>
+          <w:bCs/>
+          <w:color w:val="1F3864"/>
+          <w:sz w:val="24"/>
+          <w:szCs w:val="24"/>
+        </w:rPr>
+        <w:t>TCP three-way handshake (memorize)</w:t>
+      </w:r>
+    </w:p>
+    <w:p>
+      <w:pPr>
+        <w:pStyle w:val="ListParagraph"/>
+        <w:numPr>
+          <w:ilvl w:val="0"/>
+          <w:numId w:val="2"/>
+        </w:numPr>
+        <w:spacing w:after="60"/>
+      </w:pPr>
+      <w:r>
+        <w:t>SYN → SYN-ACK → ACK</w:t>
+      </w:r>
+    </w:p>
+    <w:p>
+      <w:pPr>
+        <w:pStyle w:val="ListParagraph"/>
+        <w:numPr>
+          <w:ilvl w:val="0"/>
+          <w:numId w:val="2"/>
+        </w:numPr>
+        <w:spacing w:after="60"/>
+      </w:pPr>
+      <w:r>
+        <w:lastRenderedPageBreak/>
+        <w:t>Then data flows. FIN/ACK to close.</w:t>
+      </w:r>
+    </w:p>
+    <w:p>
+      <w:pPr>
+        <w:spacing w:before="200" w:after="100"/>
+      </w:pPr>
+      <w:r>
+        <w:rPr>
+          <w:b/>
+          <w:bCs/>
+          <w:color w:val="1F3864"/>
+          <w:sz w:val="24"/>
+          <w:szCs w:val="24"/>
+        </w:rPr>
+        <w:t>TCP vs UDP</w:t>
+      </w:r>
+    </w:p>
+    <w:p>
+      <w:pPr>
+        <w:pStyle w:val="ListParagraph"/>
+        <w:numPr>
+          <w:ilvl w:val="0"/>
+          <w:numId w:val="2"/>
+        </w:numPr>
+        <w:spacing w:after="60"/>
+        <w:rPr>
+          <w:color w:val="00B050"/>
+        </w:rPr>
+      </w:pPr>
+      <w:r>
+        <w:rPr>
+          <w:color w:val="00B050"/>
+        </w:rPr>
+        <w:t>TCP — connection-oriented, reliable, ordered, slower. Web (80/443), email, SSH, file transfer.</w:t>
+      </w:r>
+    </w:p>
+    <w:p>
+      <w:pPr>
+        <w:pStyle w:val="ListParagraph"/>
+        <w:numPr>
+          <w:ilvl w:val="0"/>
+          <w:numId w:val="2"/>
+        </w:numPr>
+        <w:spacing w:after="60"/>
+        <w:rPr>
+          <w:color w:val="00B050"/>
+        </w:rPr>
+      </w:pPr>
+      <w:r>
+        <w:rPr>
+          <w:color w:val="00B050"/>
+        </w:rPr>
+        <w:t>UDP — connectionless, best-effort, fast. DNS, VoIP, video streaming, gaming.</w:t>
+      </w:r>
+    </w:p>
+    <w:p>
+      <w:pPr>
+        <w:spacing w:before="200" w:after="100"/>
+      </w:pPr>
+      <w:r>
+        <w:rPr>
+          <w:b/>
+          <w:bCs/>
+          <w:color w:val="1F3864"/>
+          <w:sz w:val="24"/>
+          <w:szCs w:val="24"/>
+        </w:rPr>
         <w:t>Must-know ports (memorize all of these)</w:t>
       </w:r>
     </w:p>
@@ -6487,7 +6816,23 @@
           <w:b/>
           <w:bCs/>
         </w:rPr>
-        <w:t>The low ports basically count up (20→25)</w:t>
+        <w:t xml:space="preserve">The low ports basically </w:t>
+      </w:r>
+      <w:proofErr w:type="gramStart"/>
+      <w:r>
+        <w:rPr>
+          <w:b/>
+          <w:bCs/>
+        </w:rPr>
+        <w:t>count up</w:t>
+      </w:r>
+      <w:proofErr w:type="gramEnd"/>
+      <w:r>
+        <w:rPr>
+          <w:b/>
+          <w:bCs/>
+        </w:rPr>
+        <w:t xml:space="preserve"> (20→25)</w:t>
       </w:r>
       <w:r>
         <w:br/>
@@ -6503,7 +6848,23 @@
           <w:b/>
           <w:bCs/>
         </w:rPr>
-        <w:t>"Secure" usually means add a letter — and the secure twin clusters with its sibling</w:t>
+        <w:t xml:space="preserve">"Secure" usually means </w:t>
+      </w:r>
+      <w:proofErr w:type="gramStart"/>
+      <w:r>
+        <w:rPr>
+          <w:b/>
+          <w:bCs/>
+        </w:rPr>
+        <w:t>add</w:t>
+      </w:r>
+      <w:proofErr w:type="gramEnd"/>
+      <w:r>
+        <w:rPr>
+          <w:b/>
+          <w:bCs/>
+        </w:rPr>
+        <w:t xml:space="preserve"> a letter — and the secure twin clusters with its sibling</w:t>
       </w:r>
     </w:p>
     <w:p>
@@ -6929,7 +7290,15 @@
               <w:spacing w:after="60"/>
             </w:pPr>
             <w:r>
-              <w:t xml:space="preserve">Remote-work rush meant thousands of RDP servers got exposed on port 3389 with weak passwords. Attackers brute-force in and drop ransomware. </w:t>
+              <w:t xml:space="preserve">Remote-work rush meant thousands of RDP servers got exposed on port 3389 with weak passwords. </w:t>
+            </w:r>
+            <w:proofErr w:type="gramStart"/>
+            <w:r>
+              <w:t>Attackers</w:t>
+            </w:r>
+            <w:proofErr w:type="gramEnd"/>
+            <w:r>
+              <w:t xml:space="preserve"> brute-force in and drop ransomware. </w:t>
             </w:r>
             <w:proofErr w:type="spellStart"/>
             <w:r>
@@ -6992,7 +7361,15 @@
         <w:spacing w:after="60"/>
       </w:pPr>
       <w:r>
-        <w:t>Packet filter (stateless) — header-only, fast, dumb</w:t>
+        <w:t>Packet filter (</w:t>
+      </w:r>
+      <w:proofErr w:type="gramStart"/>
+      <w:r>
+        <w:t>stateless) —</w:t>
+      </w:r>
+      <w:proofErr w:type="gramEnd"/>
+      <w:r>
+        <w:t xml:space="preserve"> header-only, fast, dumb</w:t>
       </w:r>
     </w:p>
     <w:p>
@@ -7018,20 +7395,36 @@
         <w:spacing w:after="60"/>
       </w:pPr>
       <w:r>
-        <w:t>Next-Gen Firewall (NGFW) — application-aware, can inspect TLS, integrates IPS</w:t>
-      </w:r>
-    </w:p>
-    <w:p>
-      <w:pPr>
-        <w:pStyle w:val="ListParagraph"/>
-        <w:numPr>
-          <w:ilvl w:val="0"/>
-          <w:numId w:val="2"/>
-        </w:numPr>
-        <w:spacing w:after="60"/>
-      </w:pPr>
-      <w:r>
-        <w:t>Web Application Firewall (WAF) — L7-specific, defends against SQLi/XSS</w:t>
+        <w:t>Next-Gen Firewall (</w:t>
+      </w:r>
+      <w:proofErr w:type="gramStart"/>
+      <w:r>
+        <w:t>NGFW) —</w:t>
+      </w:r>
+      <w:proofErr w:type="gramEnd"/>
+      <w:r>
+        <w:t xml:space="preserve"> application-aware, can inspect TLS, integrates IPS</w:t>
+      </w:r>
+    </w:p>
+    <w:p>
+      <w:pPr>
+        <w:pStyle w:val="ListParagraph"/>
+        <w:numPr>
+          <w:ilvl w:val="0"/>
+          <w:numId w:val="2"/>
+        </w:numPr>
+        <w:spacing w:after="60"/>
+      </w:pPr>
+      <w:r>
+        <w:t>Web Application Firewall (</w:t>
+      </w:r>
+      <w:proofErr w:type="gramStart"/>
+      <w:r>
+        <w:t>WAF) —</w:t>
+      </w:r>
+      <w:proofErr w:type="gramEnd"/>
+      <w:r>
+        <w:t xml:space="preserve"> L7-specific, defends against SQLi/XSS</w:t>
       </w:r>
     </w:p>
     <w:p>
@@ -7511,7 +7904,25 @@
                 <w:bCs/>
                 <w:color w:val="1F3864"/>
               </w:rPr>
-              <w:t>REAL-WORLD SCENARIO — Target (2013) — segmentation was the missing control</w:t>
+              <w:t>REAL-WORLD SCENARIO — Target (</w:t>
+            </w:r>
+            <w:proofErr w:type="gramStart"/>
+            <w:r>
+              <w:rPr>
+                <w:b/>
+                <w:bCs/>
+                <w:color w:val="1F3864"/>
+              </w:rPr>
+              <w:t>2013) —</w:t>
+            </w:r>
+            <w:proofErr w:type="gramEnd"/>
+            <w:r>
+              <w:rPr>
+                <w:b/>
+                <w:bCs/>
+                <w:color w:val="1F3864"/>
+              </w:rPr>
+              <w:t xml:space="preserve"> segmentation was the missing control</w:t>
             </w:r>
           </w:p>
           <w:p>
@@ -7519,7 +7930,15 @@
               <w:spacing w:after="60"/>
             </w:pPr>
             <w:r>
-              <w:t>Attackers stole credentials from Target's HVAC vendor in Pennsylvania, used them to access Target's vendor portal, then pivoted across a flat network to point-of-sale systems. 40 million cards stolen.</w:t>
+              <w:t xml:space="preserve">Attackers stole credentials from Target's HVAC vendor in Pennsylvania, used them to access Target's vendor portal, then pivoted across a flat network to point-of-sale systems. 40 million cards </w:t>
+            </w:r>
+            <w:proofErr w:type="gramStart"/>
+            <w:r>
+              <w:t>stolen</w:t>
+            </w:r>
+            <w:proofErr w:type="gramEnd"/>
+            <w:r>
+              <w:t>.</w:t>
             </w:r>
           </w:p>
           <w:p>
@@ -7671,7 +8090,15 @@
         <w:spacing w:after="60"/>
       </w:pPr>
       <w:r>
-        <w:t>4. What is the broadcast address of 10.0.0.0/22?</w:t>
+        <w:t>4. What is the broadcast address of 10.0.</w:t>
+      </w:r>
+      <w:proofErr w:type="gramStart"/>
+      <w:r>
+        <w:t>0.0</w:t>
+      </w:r>
+      <w:proofErr w:type="gramEnd"/>
+      <w:r>
+        <w:t>/22?</w:t>
       </w:r>
     </w:p>
     <w:p>
@@ -7776,8 +8203,13 @@
         </w:rPr>
         <w:t xml:space="preserve">1. </w:t>
       </w:r>
-      <w:r>
-        <w:t>255.255.255.192 — /26 = 24 + 2 ones in last octet = 11000000.</w:t>
+      <w:proofErr w:type="gramStart"/>
+      <w:r>
+        <w:t>255.255.255.192 — /</w:t>
+      </w:r>
+      <w:proofErr w:type="gramEnd"/>
+      <w:r>
+        <w:t>26 = 24 + 2 ones in last octet = 11000000.</w:t>
       </w:r>
     </w:p>
     <w:p>
@@ -7856,8 +8288,13 @@
         </w:rPr>
         <w:t xml:space="preserve">5. </w:t>
       </w:r>
-      <w:r>
-        <w:t>No — /25 splits at 128. .100 in 0–127, .200 in 128–255.</w:t>
+      <w:proofErr w:type="gramStart"/>
+      <w:r>
+        <w:t>No — /</w:t>
+      </w:r>
+      <w:proofErr w:type="gramEnd"/>
+      <w:r>
+        <w:t>25 splits at 128. .100 in 0–127, .200 in 128–255.</w:t>
       </w:r>
     </w:p>
     <w:p>
@@ -7917,7 +8354,15 @@
         <w:t xml:space="preserve">8. </w:t>
       </w:r>
       <w:r>
-        <w:t>192.168.10.65 — /27 boundaries at 0, 32, 64, 96; first usable in .64 block is .65.</w:t>
+        <w:t>192.168.</w:t>
+      </w:r>
+      <w:proofErr w:type="gramStart"/>
+      <w:r>
+        <w:t>10.65 — /</w:t>
+      </w:r>
+      <w:proofErr w:type="gramEnd"/>
+      <w:r>
+        <w:t>27 boundaries at 0, 32, 64, 96; first usable in .64 block is .65.</w:t>
       </w:r>
     </w:p>
     <w:p>
@@ -7937,7 +8382,15 @@
         <w:t xml:space="preserve">9. </w:t>
       </w:r>
       <w:r>
-        <w:t>10.1.1.152 — /29 blocks of 8: ..., 144, 152, 160. .155 is in .152 block.</w:t>
+        <w:t>10.1.</w:t>
+      </w:r>
+      <w:proofErr w:type="gramStart"/>
+      <w:r>
+        <w:t>1.152 — /</w:t>
+      </w:r>
+      <w:proofErr w:type="gramEnd"/>
+      <w:r>
+        <w:t>29 blocks of 8: ..., 144, 152, 160. .155 is in .152 block.</w:t>
       </w:r>
     </w:p>
     <w:p>
@@ -8077,13 +8530,18 @@
         <w:spacing w:after="60"/>
       </w:pPr>
       <w:r>
-        <w:t>Commit the .</w:t>
+        <w:t xml:space="preserve">Commit </w:t>
+      </w:r>
+      <w:proofErr w:type="gramStart"/>
+      <w:r>
+        <w:t>the .</w:t>
       </w:r>
       <w:proofErr w:type="spellStart"/>
       <w:r>
         <w:t>drawio</w:t>
       </w:r>
       <w:proofErr w:type="spellEnd"/>
+      <w:proofErr w:type="gramEnd"/>
       <w:r>
         <w:t xml:space="preserve"> file AND a .</w:t>
       </w:r>
@@ -8361,7 +8819,15 @@
         <w:t xml:space="preserve">Q3. </w:t>
       </w:r>
       <w:r>
-        <w:t>Which protocol is connectionless and best-effort?</w:t>
+        <w:t xml:space="preserve">Which protocol is connectionless and </w:t>
+      </w:r>
+      <w:proofErr w:type="gramStart"/>
+      <w:r>
+        <w:t>best-effort</w:t>
+      </w:r>
+      <w:proofErr w:type="gramEnd"/>
+      <w:r>
+        <w:t>?</w:t>
       </w:r>
     </w:p>
     <w:p>
@@ -8473,8 +8939,13 @@
         <w:t xml:space="preserve">   B) </w:t>
       </w:r>
       <w:r>
-        <w:t>Tracks active connections and allows return traffic</w:t>
-      </w:r>
+        <w:t xml:space="preserve">Tracks active connections and allows </w:t>
+      </w:r>
+      <w:proofErr w:type="gramStart"/>
+      <w:r>
+        <w:t>return traffic</w:t>
+      </w:r>
+      <w:proofErr w:type="gramEnd"/>
     </w:p>
     <w:p>
       <w:pPr>
@@ -9370,7 +9841,15 @@
         <w:t xml:space="preserve">   C) </w:t>
       </w:r>
       <w:r>
-        <w:t>200.0.0.0/16</w:t>
+        <w:t>200.0.</w:t>
+      </w:r>
+      <w:proofErr w:type="gramStart"/>
+      <w:r>
+        <w:t>0.0</w:t>
+      </w:r>
+      <w:proofErr w:type="gramEnd"/>
+      <w:r>
+        <w:t>/16</w:t>
       </w:r>
     </w:p>
     <w:p>
@@ -9563,7 +10042,15 @@
         <w:t xml:space="preserve">Q18. </w:t>
       </w:r>
       <w:r>
-        <w:t>An IDS differs from an IPS in that an IDS:</w:t>
+        <w:t xml:space="preserve">An IDS differs from an IPS in </w:t>
+      </w:r>
+      <w:proofErr w:type="gramStart"/>
+      <w:r>
+        <w:t>that an</w:t>
+      </w:r>
+      <w:proofErr w:type="gramEnd"/>
+      <w:r>
+        <w:t xml:space="preserve"> IDS:</w:t>
       </w:r>
     </w:p>
     <w:p>
@@ -9578,9 +10065,11 @@
         </w:rPr>
         <w:t xml:space="preserve">   A) </w:t>
       </w:r>
+      <w:proofErr w:type="gramStart"/>
       <w:r>
         <w:t>Blocks traffic</w:t>
       </w:r>
+      <w:proofErr w:type="gramEnd"/>
     </w:p>
     <w:p>
       <w:pPr>
@@ -9786,8 +10275,13 @@
         </w:rPr>
         <w:t xml:space="preserve">   D) </w:t>
       </w:r>
-      <w:r>
-        <w:t>Are always vendor-managed</w:t>
+      <w:proofErr w:type="gramStart"/>
+      <w:r>
+        <w:t>Are always</w:t>
+      </w:r>
+      <w:proofErr w:type="gramEnd"/>
+      <w:r>
+        <w:t xml:space="preserve"> vendor-managed</w:t>
       </w:r>
     </w:p>
     <w:p>
@@ -9864,7 +10358,15 @@
         <w:t>B</w:t>
       </w:r>
       <w:r>
-        <w:t xml:space="preserve"> — UDP is connectionless. TCP is connection-oriented.</w:t>
+        <w:t xml:space="preserve"> — UDP is connectionless. TCP is </w:t>
+      </w:r>
+      <w:proofErr w:type="gramStart"/>
+      <w:r>
+        <w:t>connection-oriented</w:t>
+      </w:r>
+      <w:proofErr w:type="gramEnd"/>
+      <w:r>
+        <w:t>.</w:t>
       </w:r>
     </w:p>
     <w:p>
@@ -9941,7 +10443,15 @@
         <w:t>A</w:t>
       </w:r>
       <w:r>
-        <w:t xml:space="preserve"> — SYN → SYN-ACK → ACK is the canonical handshake.</w:t>
+        <w:t xml:space="preserve"> — SYN → SYN-ACK → ACK is </w:t>
+      </w:r>
+      <w:proofErr w:type="gramStart"/>
+      <w:r>
+        <w:t>the</w:t>
+      </w:r>
+      <w:proofErr w:type="gramEnd"/>
+      <w:r>
+        <w:t xml:space="preserve"> canonical handshake.</w:t>
       </w:r>
     </w:p>
     <w:p>
@@ -9956,6 +10466,7 @@
         </w:rPr>
         <w:t xml:space="preserve">Q7: </w:t>
       </w:r>
+      <w:proofErr w:type="gramStart"/>
       <w:r>
         <w:rPr>
           <w:b/>
@@ -9964,7 +10475,11 @@
         <w:t>B</w:t>
       </w:r>
       <w:r>
-        <w:t xml:space="preserve"> — /29 = 8 total − 2 = 6 usable.</w:t>
+        <w:t xml:space="preserve"> — /</w:t>
+      </w:r>
+      <w:proofErr w:type="gramEnd"/>
+      <w:r>
+        <w:t>29 = 8 total − 2 = 6 usable.</w:t>
       </w:r>
     </w:p>
     <w:p>
@@ -9987,7 +10502,15 @@
         <w:t>B</w:t>
       </w:r>
       <w:r>
-        <w:t xml:space="preserve"> — Reverse proxies front-end servers — load balancing, TLS termination, hiding backends.</w:t>
+        <w:t xml:space="preserve"> — Reverse </w:t>
+      </w:r>
+      <w:proofErr w:type="gramStart"/>
+      <w:r>
+        <w:t>proxies</w:t>
+      </w:r>
+      <w:proofErr w:type="gramEnd"/>
+      <w:r>
+        <w:t xml:space="preserve"> front-end servers — load balancing, TLS termination, hiding backends.</w:t>
       </w:r>
     </w:p>
     <w:p>
@@ -10194,6 +10717,7 @@
         </w:rPr>
         <w:t xml:space="preserve">Q17: </w:t>
       </w:r>
+      <w:proofErr w:type="gramStart"/>
       <w:r>
         <w:rPr>
           <w:b/>
@@ -10202,7 +10726,11 @@
         <w:t>B</w:t>
       </w:r>
       <w:r>
-        <w:t xml:space="preserve"> — /26 = 64 addresses. Block 0–63, so broadcast = .63.</w:t>
+        <w:t xml:space="preserve"> — /</w:t>
+      </w:r>
+      <w:proofErr w:type="gramEnd"/>
+      <w:r>
+        <w:t>26 = 64 addresses. Block 0–63, so broadcast = .63.</w:t>
       </w:r>
     </w:p>
     <w:p>
@@ -11295,6 +11823,7 @@
   <w:style w:type="character" w:default="1" w:styleId="DefaultParagraphFont">
     <w:name w:val="Default Paragraph Font"/>
     <w:uiPriority w:val="1"/>
+    <w:semiHidden/>
     <w:unhideWhenUsed/>
   </w:style>
   <w:style w:type="table" w:default="1" w:styleId="TableNormal">

--- a/02-networking-for-security/notes/Cybersecurity_Month1_Weeks_1_and_2.docx
+++ b/02-networking-for-security/notes/Cybersecurity_Month1_Weeks_1_and_2.docx
@@ -1200,8 +1200,14 @@
           <w:numId w:val="2"/>
         </w:numPr>
         <w:spacing w:after="60"/>
-      </w:pPr>
-      <w:r>
+        <w:rPr>
+          <w:color w:val="47D459" w:themeColor="accent3" w:themeTint="99"/>
+        </w:rPr>
+      </w:pPr>
+      <w:r>
+        <w:rPr>
+          <w:color w:val="47D459" w:themeColor="accent3" w:themeTint="99"/>
+        </w:rPr>
         <w:t>Nation-state — well-funded, geopolitical goals, patient (APT29 Cozy Bear, APT28 Fancy Bear)</w:t>
       </w:r>
     </w:p>
@@ -1213,16 +1219,28 @@
           <w:numId w:val="2"/>
         </w:numPr>
         <w:spacing w:after="60"/>
-      </w:pPr>
-      <w:r>
+        <w:rPr>
+          <w:color w:val="47D459" w:themeColor="accent3" w:themeTint="99"/>
+        </w:rPr>
+      </w:pPr>
+      <w:r>
+        <w:rPr>
+          <w:color w:val="47D459" w:themeColor="accent3" w:themeTint="99"/>
+        </w:rPr>
         <w:t xml:space="preserve">Unskilled attacker (script </w:t>
       </w:r>
       <w:proofErr w:type="gramStart"/>
       <w:r>
+        <w:rPr>
+          <w:color w:val="47D459" w:themeColor="accent3" w:themeTint="99"/>
+        </w:rPr>
         <w:t>kiddie) —</w:t>
       </w:r>
       <w:proofErr w:type="gramEnd"/>
       <w:r>
+        <w:rPr>
+          <w:color w:val="47D459" w:themeColor="accent3" w:themeTint="99"/>
+        </w:rPr>
         <w:t xml:space="preserve"> uses pre-built tools, opportunistic targets</w:t>
       </w:r>
     </w:p>
@@ -1234,8 +1252,14 @@
           <w:numId w:val="2"/>
         </w:numPr>
         <w:spacing w:after="60"/>
-      </w:pPr>
-      <w:r>
+        <w:rPr>
+          <w:color w:val="47D459" w:themeColor="accent3" w:themeTint="99"/>
+        </w:rPr>
+      </w:pPr>
+      <w:r>
+        <w:rPr>
+          <w:color w:val="47D459" w:themeColor="accent3" w:themeTint="99"/>
+        </w:rPr>
         <w:t>Hacktivist — ideology-driven (DDoS, website defacement)</w:t>
       </w:r>
     </w:p>
@@ -1247,8 +1271,14 @@
           <w:numId w:val="2"/>
         </w:numPr>
         <w:spacing w:after="60"/>
-      </w:pPr>
-      <w:r>
+        <w:rPr>
+          <w:color w:val="47D459" w:themeColor="accent3" w:themeTint="99"/>
+        </w:rPr>
+      </w:pPr>
+      <w:r>
+        <w:rPr>
+          <w:color w:val="47D459" w:themeColor="accent3" w:themeTint="99"/>
+        </w:rPr>
         <w:t>Insider threat — current/former employee, may be malicious or negligent</w:t>
       </w:r>
     </w:p>
@@ -1260,16 +1290,28 @@
           <w:numId w:val="2"/>
         </w:numPr>
         <w:spacing w:after="60"/>
-      </w:pPr>
-      <w:r>
+        <w:rPr>
+          <w:color w:val="47D459" w:themeColor="accent3" w:themeTint="99"/>
+        </w:rPr>
+      </w:pPr>
+      <w:r>
+        <w:rPr>
+          <w:color w:val="47D459" w:themeColor="accent3" w:themeTint="99"/>
+        </w:rPr>
         <w:t>Organized crime — profit-driven, ransomware-as-a-service (</w:t>
       </w:r>
       <w:proofErr w:type="spellStart"/>
       <w:r>
+        <w:rPr>
+          <w:color w:val="47D459" w:themeColor="accent3" w:themeTint="99"/>
+        </w:rPr>
         <w:t>LockBit</w:t>
       </w:r>
       <w:proofErr w:type="spellEnd"/>
       <w:r>
+        <w:rPr>
+          <w:color w:val="47D459" w:themeColor="accent3" w:themeTint="99"/>
+        </w:rPr>
         <w:t>, Conti)</w:t>
       </w:r>
     </w:p>
@@ -1281,16 +1323,28 @@
           <w:numId w:val="2"/>
         </w:numPr>
         <w:spacing w:after="60"/>
-      </w:pPr>
-      <w:r>
+        <w:rPr>
+          <w:color w:val="47D459" w:themeColor="accent3" w:themeTint="99"/>
+        </w:rPr>
+      </w:pPr>
+      <w:r>
+        <w:rPr>
+          <w:color w:val="47D459" w:themeColor="accent3" w:themeTint="99"/>
+        </w:rPr>
         <w:t xml:space="preserve">Shadow IT — internal staff using unauthorized tools (not malicious, but </w:t>
       </w:r>
       <w:proofErr w:type="gramStart"/>
       <w:r>
+        <w:rPr>
+          <w:color w:val="47D459" w:themeColor="accent3" w:themeTint="99"/>
+        </w:rPr>
         <w:t>creates</w:t>
       </w:r>
       <w:proofErr w:type="gramEnd"/>
       <w:r>
+        <w:rPr>
+          <w:color w:val="47D459" w:themeColor="accent3" w:themeTint="99"/>
+        </w:rPr>
         <w:t xml:space="preserve"> risk)</w:t>
       </w:r>
     </w:p>
@@ -8819,15 +8873,7 @@
         <w:t xml:space="preserve">Q3. </w:t>
       </w:r>
       <w:r>
-        <w:t xml:space="preserve">Which protocol is connectionless and </w:t>
-      </w:r>
-      <w:proofErr w:type="gramStart"/>
-      <w:r>
-        <w:t>best-effort</w:t>
-      </w:r>
-      <w:proofErr w:type="gramEnd"/>
-      <w:r>
-        <w:t>?</w:t>
+        <w:t>Which protocol is connectionless and best-effort?</w:t>
       </w:r>
     </w:p>
     <w:p>

--- a/02-networking-for-security/notes/Cybersecurity_Month1_Weeks_1_and_2.docx
+++ b/02-networking-for-security/notes/Cybersecurity_Month1_Weeks_1_and_2.docx
@@ -1031,8 +1031,14 @@
           <w:numId w:val="2"/>
         </w:numPr>
         <w:spacing w:after="60"/>
-      </w:pPr>
-      <w:r>
+        <w:rPr>
+          <w:color w:val="00B050"/>
+        </w:rPr>
+      </w:pPr>
+      <w:r>
+        <w:rPr>
+          <w:color w:val="00B050"/>
+        </w:rPr>
         <w:t>CIA Triad — Confidentiality, Integrity, Availability</w:t>
       </w:r>
     </w:p>
@@ -1200,14 +1206,8 @@
           <w:numId w:val="2"/>
         </w:numPr>
         <w:spacing w:after="60"/>
-        <w:rPr>
-          <w:color w:val="47D459" w:themeColor="accent3" w:themeTint="99"/>
-        </w:rPr>
-      </w:pPr>
-      <w:r>
-        <w:rPr>
-          <w:color w:val="47D459" w:themeColor="accent3" w:themeTint="99"/>
-        </w:rPr>
+      </w:pPr>
+      <w:r>
         <w:t>Nation-state — well-funded, geopolitical goals, patient (APT29 Cozy Bear, APT28 Fancy Bear)</w:t>
       </w:r>
     </w:p>
@@ -1219,28 +1219,16 @@
           <w:numId w:val="2"/>
         </w:numPr>
         <w:spacing w:after="60"/>
-        <w:rPr>
-          <w:color w:val="47D459" w:themeColor="accent3" w:themeTint="99"/>
-        </w:rPr>
-      </w:pPr>
-      <w:r>
-        <w:rPr>
-          <w:color w:val="47D459" w:themeColor="accent3" w:themeTint="99"/>
-        </w:rPr>
+      </w:pPr>
+      <w:r>
         <w:t xml:space="preserve">Unskilled attacker (script </w:t>
       </w:r>
       <w:proofErr w:type="gramStart"/>
       <w:r>
-        <w:rPr>
-          <w:color w:val="47D459" w:themeColor="accent3" w:themeTint="99"/>
-        </w:rPr>
         <w:t>kiddie) —</w:t>
       </w:r>
       <w:proofErr w:type="gramEnd"/>
       <w:r>
-        <w:rPr>
-          <w:color w:val="47D459" w:themeColor="accent3" w:themeTint="99"/>
-        </w:rPr>
         <w:t xml:space="preserve"> uses pre-built tools, opportunistic targets</w:t>
       </w:r>
     </w:p>
@@ -1252,14 +1240,8 @@
           <w:numId w:val="2"/>
         </w:numPr>
         <w:spacing w:after="60"/>
-        <w:rPr>
-          <w:color w:val="47D459" w:themeColor="accent3" w:themeTint="99"/>
-        </w:rPr>
-      </w:pPr>
-      <w:r>
-        <w:rPr>
-          <w:color w:val="47D459" w:themeColor="accent3" w:themeTint="99"/>
-        </w:rPr>
+      </w:pPr>
+      <w:r>
         <w:t>Hacktivist — ideology-driven (DDoS, website defacement)</w:t>
       </w:r>
     </w:p>
@@ -1271,14 +1253,8 @@
           <w:numId w:val="2"/>
         </w:numPr>
         <w:spacing w:after="60"/>
-        <w:rPr>
-          <w:color w:val="47D459" w:themeColor="accent3" w:themeTint="99"/>
-        </w:rPr>
-      </w:pPr>
-      <w:r>
-        <w:rPr>
-          <w:color w:val="47D459" w:themeColor="accent3" w:themeTint="99"/>
-        </w:rPr>
+      </w:pPr>
+      <w:r>
         <w:t>Insider threat — current/former employee, may be malicious or negligent</w:t>
       </w:r>
     </w:p>
@@ -1290,28 +1266,16 @@
           <w:numId w:val="2"/>
         </w:numPr>
         <w:spacing w:after="60"/>
-        <w:rPr>
-          <w:color w:val="47D459" w:themeColor="accent3" w:themeTint="99"/>
-        </w:rPr>
-      </w:pPr>
-      <w:r>
-        <w:rPr>
-          <w:color w:val="47D459" w:themeColor="accent3" w:themeTint="99"/>
-        </w:rPr>
+      </w:pPr>
+      <w:r>
         <w:t>Organized crime — profit-driven, ransomware-as-a-service (</w:t>
       </w:r>
       <w:proofErr w:type="spellStart"/>
       <w:r>
-        <w:rPr>
-          <w:color w:val="47D459" w:themeColor="accent3" w:themeTint="99"/>
-        </w:rPr>
         <w:t>LockBit</w:t>
       </w:r>
       <w:proofErr w:type="spellEnd"/>
       <w:r>
-        <w:rPr>
-          <w:color w:val="47D459" w:themeColor="accent3" w:themeTint="99"/>
-        </w:rPr>
         <w:t>, Conti)</w:t>
       </w:r>
     </w:p>
@@ -1323,28 +1287,16 @@
           <w:numId w:val="2"/>
         </w:numPr>
         <w:spacing w:after="60"/>
-        <w:rPr>
-          <w:color w:val="47D459" w:themeColor="accent3" w:themeTint="99"/>
-        </w:rPr>
-      </w:pPr>
-      <w:r>
-        <w:rPr>
-          <w:color w:val="47D459" w:themeColor="accent3" w:themeTint="99"/>
-        </w:rPr>
+      </w:pPr>
+      <w:r>
         <w:t xml:space="preserve">Shadow IT — internal staff using unauthorized tools (not malicious, but </w:t>
       </w:r>
       <w:proofErr w:type="gramStart"/>
       <w:r>
-        <w:rPr>
-          <w:color w:val="47D459" w:themeColor="accent3" w:themeTint="99"/>
-        </w:rPr>
         <w:t>creates</w:t>
       </w:r>
       <w:proofErr w:type="gramEnd"/>
       <w:r>
-        <w:rPr>
-          <w:color w:val="47D459" w:themeColor="accent3" w:themeTint="99"/>
-        </w:rPr>
         <w:t xml:space="preserve"> risk)</w:t>
       </w:r>
     </w:p>
